--- a/Project Proposal.docx
+++ b/Project Proposal.docx
@@ -1272,7 +1272,6 @@
     <w:p>
       <w:pPr>
         <w:rPr>
-          <w:rFonts w:hint="cs"/>
           <w:rtl/>
           <w:lang w:bidi="ar-EG"/>
         </w:rPr>
@@ -1561,7 +1560,7 @@
       <w:pPr>
         <w:spacing w:before="100" w:beforeAutospacing="1" w:after="100" w:afterAutospacing="1" w:line="240" w:lineRule="auto"/>
         <w:rPr>
-          <w:rFonts w:ascii="Times New Roman" w:eastAsia="Times New Roman" w:hAnsi="Times New Roman" w:cs="Times New Roman" w:hint="cs"/>
+          <w:rFonts w:ascii="Times New Roman" w:eastAsia="Times New Roman" w:hAnsi="Times New Roman" w:cs="Times New Roman"/>
           <w:b/>
           <w:bCs/>
           <w:color w:val="0070C0"/>
@@ -1575,7 +1574,7 @@
           <w:lang w:bidi="ar-EG"/>
         </w:rPr>
         <w:pict>
-          <v:rect id="_x0000_i1029" style="width:0;height:1.5pt" o:hralign="center" o:hrstd="t" o:hr="t" fillcolor="#a0a0a0" stroked="f"/>
+          <v:rect id="_x0000_i1028" style="width:0;height:1.5pt" o:hralign="center" o:hrstd="t" o:hr="t" fillcolor="#a0a0a0" stroked="f"/>
         </w:pict>
       </w:r>
     </w:p>
@@ -1680,7 +1679,7 @@
         </w:numPr>
         <w:spacing w:before="100" w:beforeAutospacing="1" w:after="100" w:afterAutospacing="1" w:line="240" w:lineRule="auto"/>
         <w:rPr>
-          <w:rFonts w:eastAsia="Times New Roman" w:cstheme="minorHAnsi" w:hint="cs"/>
+          <w:rFonts w:eastAsia="Times New Roman" w:cstheme="minorHAnsi"/>
           <w:sz w:val="28"/>
           <w:szCs w:val="28"/>
         </w:rPr>
@@ -1773,30 +1772,2774 @@
           <w:lang w:bidi="ar-EG"/>
         </w:rPr>
         <w:pict>
-          <v:rect id="_x0000_i1028" style="width:0;height:1.5pt" o:hralign="center" o:hrstd="t" o:hr="t" fillcolor="#a0a0a0" stroked="f"/>
+          <v:rect id="_x0000_i1029" style="width:0;height:1.5pt" o:hralign="center" o:hrstd="t" o:hr="t" fillcolor="#a0a0a0" stroked="f"/>
         </w:pict>
       </w:r>
-      <w:bookmarkStart w:id="0" w:name="_GoBack"/>
-      <w:bookmarkEnd w:id="0"/>
+    </w:p>
+    <w:p>
+      <w:pPr>
+        <w:pStyle w:val="Heading2"/>
+        <w:rPr>
+          <w:color w:val="C00000"/>
+          <w:sz w:val="56"/>
+          <w:szCs w:val="56"/>
+        </w:rPr>
+      </w:pPr>
+      <w:proofErr w:type="spellStart"/>
+      <w:r>
+        <w:rPr>
+          <w:color w:val="C00000"/>
+          <w:sz w:val="56"/>
+          <w:szCs w:val="56"/>
+        </w:rPr>
+        <w:t>Athar</w:t>
+      </w:r>
+      <w:proofErr w:type="spellEnd"/>
+      <w:r>
+        <w:rPr>
+          <w:color w:val="C00000"/>
+          <w:sz w:val="56"/>
+          <w:szCs w:val="56"/>
+        </w:rPr>
+        <w:t>: Reviving Heritage Crafts</w:t>
+      </w:r>
+    </w:p>
+    <w:p>
+      <w:pPr>
+        <w:pStyle w:val="NormalWeb"/>
+        <w:rPr>
+          <w:color w:val="0070C0"/>
+          <w:sz w:val="28"/>
+          <w:szCs w:val="28"/>
+        </w:rPr>
+      </w:pPr>
+      <w:r>
+        <w:rPr>
+          <w:b/>
+          <w:bCs/>
+          <w:color w:val="0070C0"/>
+          <w:sz w:val="40"/>
+          <w:szCs w:val="40"/>
+        </w:rPr>
+        <w:t>1. Project Concept:</w:t>
+      </w:r>
+    </w:p>
+    <w:p>
+      <w:pPr>
+        <w:pStyle w:val="NormalWeb"/>
+        <w:rPr>
+          <w:sz w:val="28"/>
+          <w:szCs w:val="28"/>
+        </w:rPr>
+      </w:pPr>
+      <w:r>
+        <w:rPr>
+          <w:sz w:val="28"/>
+          <w:szCs w:val="28"/>
+        </w:rPr>
+        <w:t>"</w:t>
+      </w:r>
+      <w:proofErr w:type="spellStart"/>
+      <w:r>
+        <w:rPr>
+          <w:sz w:val="28"/>
+          <w:szCs w:val="28"/>
+        </w:rPr>
+        <w:t>Athar</w:t>
+      </w:r>
+      <w:proofErr w:type="spellEnd"/>
+      <w:r>
+        <w:rPr>
+          <w:sz w:val="28"/>
+          <w:szCs w:val="28"/>
+        </w:rPr>
+        <w:t xml:space="preserve">" is a specialized brand dedicated to reviving ancient Egyptian crafts, specifically </w:t>
+      </w:r>
+      <w:proofErr w:type="spellStart"/>
+      <w:r>
+        <w:rPr>
+          <w:b/>
+          <w:bCs/>
+          <w:sz w:val="28"/>
+          <w:szCs w:val="28"/>
+        </w:rPr>
+        <w:t>Khayameya</w:t>
+      </w:r>
+      <w:proofErr w:type="spellEnd"/>
+      <w:r>
+        <w:rPr>
+          <w:sz w:val="28"/>
+          <w:szCs w:val="28"/>
+        </w:rPr>
+        <w:t xml:space="preserve"> (Appliqué) and </w:t>
+      </w:r>
+      <w:r>
+        <w:rPr>
+          <w:b/>
+          <w:bCs/>
+          <w:sz w:val="28"/>
+          <w:szCs w:val="28"/>
+        </w:rPr>
+        <w:t>Pottery</w:t>
+      </w:r>
+      <w:r>
+        <w:rPr>
+          <w:sz w:val="28"/>
+          <w:szCs w:val="28"/>
+        </w:rPr>
+        <w:t>. With a modern vision, the project aims to integrate these traditional arts into the daily lives of younger generations, transforming them from mere museum exhibits into functional, contemporary lifestyle pieces.</w:t>
+      </w:r>
+    </w:p>
+    <w:p>
+      <w:pPr>
+        <w:pStyle w:val="NormalWeb"/>
+        <w:rPr>
+          <w:sz w:val="28"/>
+          <w:szCs w:val="28"/>
+        </w:rPr>
+      </w:pPr>
+      <w:r>
+        <w:rPr>
+          <w:sz w:val="28"/>
+          <w:szCs w:val="28"/>
+          <w:lang w:bidi="ar-EG"/>
+        </w:rPr>
+        <w:lastRenderedPageBreak/>
+        <w:pict>
+          <v:rect id="_x0000_i1030" style="width:0;height:1.5pt" o:hralign="center" o:hrstd="t" o:hr="t" fillcolor="#a0a0a0" stroked="f"/>
+        </w:pict>
+      </w:r>
+    </w:p>
+    <w:p>
+      <w:pPr>
+        <w:pStyle w:val="NormalWeb"/>
+        <w:rPr>
+          <w:b/>
+          <w:bCs/>
+          <w:color w:val="0070C0"/>
+          <w:sz w:val="40"/>
+          <w:szCs w:val="40"/>
+        </w:rPr>
+      </w:pPr>
+      <w:r>
+        <w:rPr>
+          <w:b/>
+          <w:bCs/>
+          <w:color w:val="0070C0"/>
+          <w:sz w:val="40"/>
+          <w:szCs w:val="40"/>
+        </w:rPr>
+        <w:t>2. Implementation Tracks:</w:t>
+      </w:r>
+    </w:p>
+    <w:p>
+      <w:pPr>
+        <w:pStyle w:val="NormalWeb"/>
+        <w:rPr>
+          <w:sz w:val="28"/>
+          <w:szCs w:val="28"/>
+        </w:rPr>
+      </w:pPr>
+      <w:r>
+        <w:rPr>
+          <w:color w:val="0070C0"/>
+          <w:sz w:val="32"/>
+          <w:szCs w:val="32"/>
+        </w:rPr>
+        <w:t xml:space="preserve"> </w:t>
+      </w:r>
+      <w:r>
+        <w:rPr>
+          <w:sz w:val="28"/>
+          <w:szCs w:val="28"/>
+        </w:rPr>
+        <w:t>The project operates through two parallel tracks to ensure both diversity and sustainability:</w:t>
+      </w:r>
+    </w:p>
+    <w:p>
+      <w:pPr>
+        <w:pStyle w:val="NormalWeb"/>
+        <w:numPr>
+          <w:ilvl w:val="0"/>
+          <w:numId w:val="15"/>
+        </w:numPr>
+        <w:rPr>
+          <w:sz w:val="28"/>
+          <w:szCs w:val="28"/>
+        </w:rPr>
+      </w:pPr>
+      <w:r>
+        <w:rPr>
+          <w:b/>
+          <w:bCs/>
+          <w:color w:val="FF0000"/>
+          <w:sz w:val="28"/>
+          <w:szCs w:val="28"/>
+        </w:rPr>
+        <w:t>Modern Products Track</w:t>
+      </w:r>
+      <w:r>
+        <w:rPr>
+          <w:b/>
+          <w:bCs/>
+          <w:sz w:val="28"/>
+          <w:szCs w:val="28"/>
+        </w:rPr>
+        <w:t>:</w:t>
+      </w:r>
+      <w:r>
+        <w:rPr>
+          <w:sz w:val="28"/>
+          <w:szCs w:val="28"/>
+        </w:rPr>
+        <w:t xml:space="preserve"> Producing ready-made artistic pieces (such as wall decor or ceramic vessels) featuring </w:t>
+      </w:r>
+      <w:r>
+        <w:rPr>
+          <w:b/>
+          <w:bCs/>
+          <w:sz w:val="28"/>
+          <w:szCs w:val="28"/>
+        </w:rPr>
+        <w:t>Minimalist Designs</w:t>
+      </w:r>
+      <w:r>
+        <w:rPr>
+          <w:sz w:val="28"/>
+          <w:szCs w:val="28"/>
+        </w:rPr>
+        <w:t xml:space="preserve"> that blend traditional craftsmanship with modern simplicity.</w:t>
+      </w:r>
+    </w:p>
+    <w:p>
+      <w:pPr>
+        <w:pStyle w:val="NormalWeb"/>
+        <w:numPr>
+          <w:ilvl w:val="0"/>
+          <w:numId w:val="15"/>
+        </w:numPr>
+        <w:rPr>
+          <w:sz w:val="28"/>
+          <w:szCs w:val="28"/>
+        </w:rPr>
+      </w:pPr>
+      <w:r>
+        <w:rPr>
+          <w:b/>
+          <w:bCs/>
+          <w:color w:val="FF0000"/>
+          <w:sz w:val="28"/>
+          <w:szCs w:val="28"/>
+        </w:rPr>
+        <w:t>DIY Kits Track:</w:t>
+      </w:r>
+      <w:r>
+        <w:rPr>
+          <w:color w:val="FF0000"/>
+          <w:sz w:val="28"/>
+          <w:szCs w:val="28"/>
+        </w:rPr>
+        <w:t xml:space="preserve"> </w:t>
+      </w:r>
+      <w:r>
+        <w:rPr>
+          <w:sz w:val="28"/>
+          <w:szCs w:val="28"/>
+        </w:rPr>
+        <w:t>Offering "Do It Yourself" kits—interactive educational boxes that allow users to experience the craft firsthand from the comfort of their homes.</w:t>
+      </w:r>
+    </w:p>
+    <w:p>
+      <w:pPr>
+        <w:pStyle w:val="NormalWeb"/>
+        <w:ind w:left="360"/>
+        <w:rPr>
+          <w:sz w:val="28"/>
+          <w:szCs w:val="28"/>
+        </w:rPr>
+      </w:pPr>
+      <w:r>
+        <w:rPr>
+          <w:sz w:val="28"/>
+          <w:szCs w:val="28"/>
+          <w:lang w:bidi="ar-EG"/>
+        </w:rPr>
+        <w:pict>
+          <v:rect id="_x0000_i1031" style="width:0;height:1.5pt" o:hralign="center" o:hrstd="t" o:hr="t" fillcolor="#a0a0a0" stroked="f"/>
+        </w:pict>
+      </w:r>
+    </w:p>
+    <w:p>
+      <w:pPr>
+        <w:pStyle w:val="NormalWeb"/>
+        <w:rPr>
+          <w:color w:val="0070C0"/>
+          <w:sz w:val="40"/>
+          <w:szCs w:val="40"/>
+        </w:rPr>
+      </w:pPr>
+      <w:r>
+        <w:rPr>
+          <w:b/>
+          <w:bCs/>
+          <w:color w:val="0070C0"/>
+          <w:sz w:val="40"/>
+          <w:szCs w:val="40"/>
+        </w:rPr>
+        <w:t xml:space="preserve">3. What’s </w:t>
+      </w:r>
+      <w:proofErr w:type="gramStart"/>
+      <w:r>
+        <w:rPr>
+          <w:b/>
+          <w:bCs/>
+          <w:color w:val="0070C0"/>
+          <w:sz w:val="40"/>
+          <w:szCs w:val="40"/>
+        </w:rPr>
+        <w:t>Inside</w:t>
+      </w:r>
+      <w:proofErr w:type="gramEnd"/>
+      <w:r>
+        <w:rPr>
+          <w:b/>
+          <w:bCs/>
+          <w:color w:val="0070C0"/>
+          <w:sz w:val="40"/>
+          <w:szCs w:val="40"/>
+        </w:rPr>
+        <w:t xml:space="preserve"> the "</w:t>
+      </w:r>
+      <w:proofErr w:type="spellStart"/>
+      <w:r>
+        <w:rPr>
+          <w:b/>
+          <w:bCs/>
+          <w:color w:val="0070C0"/>
+          <w:sz w:val="40"/>
+          <w:szCs w:val="40"/>
+        </w:rPr>
+        <w:t>Athar</w:t>
+      </w:r>
+      <w:proofErr w:type="spellEnd"/>
+      <w:r>
+        <w:rPr>
+          <w:b/>
+          <w:bCs/>
+          <w:color w:val="0070C0"/>
+          <w:sz w:val="40"/>
+          <w:szCs w:val="40"/>
+        </w:rPr>
+        <w:t>" DIY Kit:</w:t>
+      </w:r>
+    </w:p>
+    <w:p>
+      <w:pPr>
+        <w:pStyle w:val="NormalWeb"/>
+        <w:numPr>
+          <w:ilvl w:val="0"/>
+          <w:numId w:val="16"/>
+        </w:numPr>
+        <w:rPr>
+          <w:sz w:val="28"/>
+          <w:szCs w:val="28"/>
+        </w:rPr>
+      </w:pPr>
+      <w:r>
+        <w:rPr>
+          <w:b/>
+          <w:bCs/>
+          <w:color w:val="FF0000"/>
+          <w:sz w:val="28"/>
+          <w:szCs w:val="28"/>
+        </w:rPr>
+        <w:t>Pottery Kit</w:t>
+      </w:r>
+      <w:r>
+        <w:rPr>
+          <w:b/>
+          <w:bCs/>
+          <w:sz w:val="28"/>
+          <w:szCs w:val="28"/>
+        </w:rPr>
+        <w:t>:</w:t>
+      </w:r>
+      <w:r>
+        <w:rPr>
+          <w:sz w:val="28"/>
+          <w:szCs w:val="28"/>
+        </w:rPr>
+        <w:t xml:space="preserve"> Includes raw clay pieces, basic carving tools, a ceramic color palette, and a step-by-step instructional guide.</w:t>
+      </w:r>
+    </w:p>
+    <w:p>
+      <w:pPr>
+        <w:pStyle w:val="NormalWeb"/>
+        <w:numPr>
+          <w:ilvl w:val="0"/>
+          <w:numId w:val="16"/>
+        </w:numPr>
+        <w:rPr>
+          <w:sz w:val="28"/>
+          <w:szCs w:val="28"/>
+        </w:rPr>
+      </w:pPr>
+      <w:proofErr w:type="spellStart"/>
+      <w:r>
+        <w:rPr>
+          <w:b/>
+          <w:bCs/>
+          <w:color w:val="FF0000"/>
+          <w:sz w:val="28"/>
+          <w:szCs w:val="28"/>
+        </w:rPr>
+        <w:t>Khayameya</w:t>
+      </w:r>
+      <w:proofErr w:type="spellEnd"/>
+      <w:r>
+        <w:rPr>
+          <w:b/>
+          <w:bCs/>
+          <w:color w:val="FF0000"/>
+          <w:sz w:val="28"/>
+          <w:szCs w:val="28"/>
+        </w:rPr>
+        <w:t xml:space="preserve"> </w:t>
+      </w:r>
+      <w:r>
+        <w:rPr>
+          <w:b/>
+          <w:bCs/>
+          <w:sz w:val="28"/>
+          <w:szCs w:val="28"/>
+        </w:rPr>
+        <w:t>Kit:</w:t>
+      </w:r>
+      <w:r>
+        <w:rPr>
+          <w:sz w:val="28"/>
+          <w:szCs w:val="28"/>
+        </w:rPr>
+        <w:t xml:space="preserve"> Contains patterned fabric, cotton threads, specialized needles, a wooden embroidery hoop, and explanations of essential heritage stitches.</w:t>
+      </w:r>
+    </w:p>
+    <w:p>
+      <w:pPr>
+        <w:pStyle w:val="NormalWeb"/>
+        <w:ind w:left="360"/>
+        <w:rPr>
+          <w:sz w:val="28"/>
+          <w:szCs w:val="28"/>
+        </w:rPr>
+      </w:pPr>
+      <w:r>
+        <w:rPr>
+          <w:sz w:val="28"/>
+          <w:szCs w:val="28"/>
+          <w:lang w:bidi="ar-EG"/>
+        </w:rPr>
+        <w:pict>
+          <v:rect id="_x0000_i1032" style="width:0;height:1.5pt" o:hralign="center" o:hrstd="t" o:hr="t" fillcolor="#a0a0a0" stroked="f"/>
+        </w:pict>
+      </w:r>
+    </w:p>
+    <w:p>
+      <w:pPr>
+        <w:pStyle w:val="NormalWeb"/>
+        <w:rPr>
+          <w:b/>
+          <w:bCs/>
+          <w:color w:val="0070C0"/>
+          <w:sz w:val="40"/>
+          <w:szCs w:val="40"/>
+        </w:rPr>
+      </w:pPr>
+      <w:r>
+        <w:rPr>
+          <w:b/>
+          <w:bCs/>
+          <w:color w:val="0070C0"/>
+          <w:sz w:val="40"/>
+          <w:szCs w:val="40"/>
+        </w:rPr>
+        <w:t>4. Innovation &amp; Process Improvement:</w:t>
+      </w:r>
+    </w:p>
+    <w:p>
+      <w:pPr>
+        <w:pStyle w:val="NormalWeb"/>
+        <w:rPr>
+          <w:sz w:val="28"/>
+          <w:szCs w:val="28"/>
+        </w:rPr>
+      </w:pPr>
+      <w:r>
+        <w:rPr>
+          <w:sz w:val="28"/>
+          <w:szCs w:val="28"/>
+        </w:rPr>
+        <w:t xml:space="preserve"> The innovation in "</w:t>
+      </w:r>
+      <w:proofErr w:type="spellStart"/>
+      <w:r>
+        <w:rPr>
+          <w:sz w:val="28"/>
+          <w:szCs w:val="28"/>
+        </w:rPr>
+        <w:t>Athar</w:t>
+      </w:r>
+      <w:proofErr w:type="spellEnd"/>
+      <w:r>
+        <w:rPr>
+          <w:sz w:val="28"/>
+          <w:szCs w:val="28"/>
+        </w:rPr>
+        <w:t xml:space="preserve">" lies not in inventing a new craft, but in </w:t>
+      </w:r>
+      <w:r>
+        <w:rPr>
+          <w:b/>
+          <w:bCs/>
+          <w:sz w:val="28"/>
+          <w:szCs w:val="28"/>
+        </w:rPr>
+        <w:t>Process Improvement</w:t>
+      </w:r>
+      <w:r>
+        <w:rPr>
+          <w:sz w:val="28"/>
+          <w:szCs w:val="28"/>
+        </w:rPr>
+        <w:t xml:space="preserve">—reimagining how heritage is consumed. We shift the user from a passive "observer" to an active "maker" through our DIY kits. Furthermore, we integrate technology through </w:t>
+      </w:r>
+      <w:r>
+        <w:rPr>
+          <w:b/>
+          <w:bCs/>
+          <w:sz w:val="28"/>
+          <w:szCs w:val="28"/>
+        </w:rPr>
+        <w:t>Digital Archiving</w:t>
+      </w:r>
+      <w:r>
+        <w:rPr>
+          <w:sz w:val="28"/>
+          <w:szCs w:val="28"/>
+        </w:rPr>
+        <w:t xml:space="preserve">, where a </w:t>
+      </w:r>
+      <w:r>
+        <w:rPr>
+          <w:b/>
+          <w:bCs/>
+          <w:sz w:val="28"/>
+          <w:szCs w:val="28"/>
+        </w:rPr>
+        <w:t>QR Code</w:t>
+      </w:r>
+      <w:r>
+        <w:rPr>
+          <w:sz w:val="28"/>
+          <w:szCs w:val="28"/>
+        </w:rPr>
+        <w:t xml:space="preserve"> on every product links the user to the stories of the artisans and the historical background of each craft.</w:t>
+      </w:r>
     </w:p>
     <w:p>
       <w:pPr>
         <w:spacing w:before="100" w:beforeAutospacing="1" w:after="100" w:afterAutospacing="1" w:line="240" w:lineRule="auto"/>
-        <w:rPr>
-          <w:rFonts w:eastAsia="Times New Roman" w:cstheme="minorHAnsi"/>
-          <w:color w:val="C00000"/>
-          <w:sz w:val="28"/>
-          <w:szCs w:val="28"/>
-        </w:rPr>
-      </w:pPr>
-      <w:proofErr w:type="gramStart"/>
-      <w:r>
         <w:rPr>
           <w:rFonts w:eastAsia="Times New Roman" w:cstheme="minorHAnsi"/>
           <w:color w:val="0070C0"/>
           <w:sz w:val="40"/>
           <w:szCs w:val="40"/>
         </w:rPr>
+      </w:pPr>
+      <w:r>
+        <w:rPr>
+          <w:lang w:bidi="ar-EG"/>
+        </w:rPr>
+        <w:pict>
+          <v:rect id="_x0000_i1033" style="width:0;height:1.5pt" o:hralign="center" o:hrstd="t" o:hr="t" fillcolor="#a0a0a0" stroked="f"/>
+        </w:pict>
+      </w:r>
+    </w:p>
+    <w:p>
+      <w:pPr>
+        <w:spacing w:before="100" w:beforeAutospacing="1" w:after="100" w:afterAutospacing="1" w:line="240" w:lineRule="auto"/>
+        <w:outlineLvl w:val="1"/>
+        <w:rPr>
+          <w:rFonts w:ascii="Times New Roman" w:eastAsia="Times New Roman" w:hAnsi="Times New Roman" w:cs="Times New Roman"/>
+          <w:b/>
+          <w:bCs/>
+          <w:color w:val="C00000"/>
+          <w:sz w:val="52"/>
+          <w:szCs w:val="52"/>
+        </w:rPr>
+      </w:pPr>
+      <w:r>
+        <w:rPr>
+          <w:rFonts w:ascii="Times New Roman" w:eastAsia="Times New Roman" w:hAnsi="Times New Roman" w:cs="Times New Roman"/>
+          <w:b/>
+          <w:bCs/>
+          <w:color w:val="C00000"/>
+          <w:sz w:val="52"/>
+          <w:szCs w:val="52"/>
+        </w:rPr>
+        <w:t>Project "</w:t>
+      </w:r>
+      <w:proofErr w:type="spellStart"/>
+      <w:r>
+        <w:rPr>
+          <w:rFonts w:ascii="Times New Roman" w:eastAsia="Times New Roman" w:hAnsi="Times New Roman" w:cs="Times New Roman"/>
+          <w:b/>
+          <w:bCs/>
+          <w:color w:val="C00000"/>
+          <w:sz w:val="52"/>
+          <w:szCs w:val="52"/>
+        </w:rPr>
+        <w:t>Athar</w:t>
+      </w:r>
+      <w:proofErr w:type="spellEnd"/>
+      <w:r>
+        <w:rPr>
+          <w:rFonts w:ascii="Times New Roman" w:eastAsia="Times New Roman" w:hAnsi="Times New Roman" w:cs="Times New Roman"/>
+          <w:b/>
+          <w:bCs/>
+          <w:color w:val="C00000"/>
+          <w:sz w:val="52"/>
+          <w:szCs w:val="52"/>
+        </w:rPr>
+        <w:t>" Team Task Allocation</w:t>
+      </w:r>
+    </w:p>
+    <w:p>
+      <w:pPr>
+        <w:spacing w:before="100" w:beforeAutospacing="1" w:after="100" w:afterAutospacing="1" w:line="240" w:lineRule="auto"/>
+        <w:outlineLvl w:val="2"/>
+        <w:rPr>
+          <w:rFonts w:ascii="Times New Roman" w:eastAsia="Times New Roman" w:hAnsi="Times New Roman" w:cs="Times New Roman"/>
+          <w:b/>
+          <w:bCs/>
+          <w:color w:val="0070C0"/>
+          <w:sz w:val="40"/>
+          <w:szCs w:val="40"/>
+        </w:rPr>
+      </w:pPr>
+      <w:r>
+        <w:rPr>
+          <w:rFonts w:ascii="Times New Roman" w:eastAsia="Times New Roman" w:hAnsi="Times New Roman" w:cs="Times New Roman"/>
+          <w:b/>
+          <w:bCs/>
+          <w:color w:val="0070C0"/>
+          <w:sz w:val="40"/>
+          <w:szCs w:val="40"/>
+        </w:rPr>
+        <w:lastRenderedPageBreak/>
+        <w:t xml:space="preserve">Member 1: Brand Identity </w:t>
+      </w:r>
+      <w:proofErr w:type="gramStart"/>
+      <w:r>
+        <w:rPr>
+          <w:rFonts w:ascii="Times New Roman" w:eastAsia="Times New Roman" w:hAnsi="Times New Roman" w:cs="Times New Roman"/>
+          <w:b/>
+          <w:bCs/>
+          <w:color w:val="0070C0"/>
+          <w:sz w:val="40"/>
+          <w:szCs w:val="40"/>
+        </w:rPr>
+        <w:t xml:space="preserve">Lead </w:t>
+      </w:r>
+      <w:r>
+        <w:rPr>
+          <w:rFonts w:ascii="Times New Roman" w:eastAsia="Times New Roman" w:hAnsi="Times New Roman" w:cs="Times New Roman" w:hint="cs"/>
+          <w:b/>
+          <w:bCs/>
+          <w:color w:val="0070C0"/>
+          <w:sz w:val="40"/>
+          <w:szCs w:val="40"/>
+          <w:rtl/>
+        </w:rPr>
+        <w:t xml:space="preserve"> )</w:t>
+      </w:r>
+      <w:proofErr w:type="spellStart"/>
+      <w:r>
+        <w:rPr>
+          <w:rFonts w:ascii="Times New Roman" w:eastAsia="Times New Roman" w:hAnsi="Times New Roman" w:cs="Times New Roman"/>
+          <w:b/>
+          <w:bCs/>
+          <w:color w:val="C00000"/>
+          <w:sz w:val="40"/>
+          <w:szCs w:val="40"/>
+        </w:rPr>
+        <w:t>Sohila</w:t>
+      </w:r>
+      <w:proofErr w:type="spellEnd"/>
+      <w:proofErr w:type="gramEnd"/>
+      <w:r>
+        <w:rPr>
+          <w:rFonts w:ascii="Times New Roman" w:eastAsia="Times New Roman" w:hAnsi="Times New Roman" w:cs="Times New Roman"/>
+          <w:b/>
+          <w:bCs/>
+          <w:color w:val="C00000"/>
+          <w:sz w:val="40"/>
+          <w:szCs w:val="40"/>
+        </w:rPr>
+        <w:t xml:space="preserve"> </w:t>
+      </w:r>
+      <w:proofErr w:type="spellStart"/>
+      <w:r>
+        <w:rPr>
+          <w:rFonts w:ascii="Times New Roman" w:eastAsia="Times New Roman" w:hAnsi="Times New Roman" w:cs="Times New Roman"/>
+          <w:b/>
+          <w:bCs/>
+          <w:color w:val="C00000"/>
+          <w:sz w:val="40"/>
+          <w:szCs w:val="40"/>
+        </w:rPr>
+        <w:t>ayman</w:t>
+      </w:r>
+      <w:proofErr w:type="spellEnd"/>
+      <w:r>
+        <w:rPr>
+          <w:rFonts w:ascii="Times New Roman" w:eastAsia="Times New Roman" w:hAnsi="Times New Roman" w:cs="Times New Roman"/>
+          <w:b/>
+          <w:bCs/>
+          <w:color w:val="0070C0"/>
+          <w:sz w:val="40"/>
+          <w:szCs w:val="40"/>
+        </w:rPr>
+        <w:t>)</w:t>
+      </w:r>
+    </w:p>
+    <w:p>
+      <w:pPr>
+        <w:numPr>
+          <w:ilvl w:val="0"/>
+          <w:numId w:val="17"/>
+        </w:numPr>
+        <w:spacing w:before="100" w:beforeAutospacing="1" w:after="100" w:afterAutospacing="1" w:line="240" w:lineRule="auto"/>
+        <w:rPr>
+          <w:rFonts w:ascii="Times New Roman" w:eastAsia="Times New Roman" w:hAnsi="Times New Roman" w:cs="Times New Roman"/>
+          <w:sz w:val="28"/>
+          <w:szCs w:val="28"/>
+        </w:rPr>
+      </w:pPr>
+      <w:r>
+        <w:rPr>
+          <w:rFonts w:ascii="Times New Roman" w:eastAsia="Times New Roman" w:hAnsi="Times New Roman" w:cs="Times New Roman"/>
+          <w:b/>
+          <w:bCs/>
+          <w:color w:val="FF0000"/>
+          <w:sz w:val="28"/>
+          <w:szCs w:val="28"/>
+        </w:rPr>
+        <w:t>Theoretical Task:</w:t>
+      </w:r>
+      <w:r>
+        <w:rPr>
+          <w:rFonts w:ascii="Times New Roman" w:eastAsia="Times New Roman" w:hAnsi="Times New Roman" w:cs="Times New Roman"/>
+          <w:sz w:val="28"/>
+          <w:szCs w:val="28"/>
+        </w:rPr>
+        <w:t xml:space="preserve"> Drafting a compelling </w:t>
+      </w:r>
+      <w:r>
+        <w:rPr>
+          <w:rFonts w:ascii="Times New Roman" w:eastAsia="Times New Roman" w:hAnsi="Times New Roman" w:cs="Times New Roman"/>
+          <w:b/>
+          <w:bCs/>
+          <w:sz w:val="28"/>
+          <w:szCs w:val="28"/>
+        </w:rPr>
+        <w:t>Problem Statement</w:t>
+      </w:r>
+      <w:r>
+        <w:rPr>
+          <w:rFonts w:ascii="Times New Roman" w:eastAsia="Times New Roman" w:hAnsi="Times New Roman" w:cs="Times New Roman"/>
+          <w:sz w:val="28"/>
+          <w:szCs w:val="28"/>
+        </w:rPr>
+        <w:t xml:space="preserve"> that highlights the gap between heritage and modern life.</w:t>
+      </w:r>
+    </w:p>
+    <w:p>
+      <w:pPr>
+        <w:numPr>
+          <w:ilvl w:val="0"/>
+          <w:numId w:val="17"/>
+        </w:numPr>
+        <w:spacing w:before="100" w:beforeAutospacing="1" w:after="100" w:afterAutospacing="1" w:line="240" w:lineRule="auto"/>
+        <w:rPr>
+          <w:rFonts w:ascii="Times New Roman" w:eastAsia="Times New Roman" w:hAnsi="Times New Roman" w:cs="Times New Roman"/>
+          <w:sz w:val="28"/>
+          <w:szCs w:val="28"/>
+        </w:rPr>
+      </w:pPr>
+      <w:r>
+        <w:rPr>
+          <w:rFonts w:ascii="Times New Roman" w:eastAsia="Times New Roman" w:hAnsi="Times New Roman" w:cs="Times New Roman"/>
+          <w:b/>
+          <w:bCs/>
+          <w:color w:val="FF0000"/>
+          <w:sz w:val="28"/>
+          <w:szCs w:val="28"/>
+        </w:rPr>
+        <w:t>Design Tasks</w:t>
+      </w:r>
+      <w:r>
+        <w:rPr>
+          <w:rFonts w:ascii="Times New Roman" w:eastAsia="Times New Roman" w:hAnsi="Times New Roman" w:cs="Times New Roman"/>
+          <w:b/>
+          <w:bCs/>
+          <w:sz w:val="28"/>
+          <w:szCs w:val="28"/>
+        </w:rPr>
+        <w:t>:</w:t>
+      </w:r>
+    </w:p>
+    <w:p>
+      <w:pPr>
+        <w:numPr>
+          <w:ilvl w:val="1"/>
+          <w:numId w:val="17"/>
+        </w:numPr>
+        <w:spacing w:before="100" w:beforeAutospacing="1" w:after="100" w:afterAutospacing="1" w:line="240" w:lineRule="auto"/>
+        <w:rPr>
+          <w:rFonts w:ascii="Times New Roman" w:eastAsia="Times New Roman" w:hAnsi="Times New Roman" w:cs="Times New Roman"/>
+          <w:sz w:val="28"/>
+          <w:szCs w:val="28"/>
+        </w:rPr>
+      </w:pPr>
+      <w:r>
+        <w:rPr>
+          <w:rFonts w:ascii="Times New Roman" w:eastAsia="Times New Roman" w:hAnsi="Times New Roman" w:cs="Times New Roman"/>
+          <w:b/>
+          <w:bCs/>
+          <w:color w:val="00B0F0"/>
+          <w:sz w:val="28"/>
+          <w:szCs w:val="28"/>
+        </w:rPr>
+        <w:t>Logo Style:</w:t>
+      </w:r>
+      <w:r>
+        <w:rPr>
+          <w:rFonts w:ascii="Times New Roman" w:eastAsia="Times New Roman" w:hAnsi="Times New Roman" w:cs="Times New Roman"/>
+          <w:color w:val="00B0F0"/>
+          <w:sz w:val="28"/>
+          <w:szCs w:val="28"/>
+        </w:rPr>
+        <w:t xml:space="preserve"> </w:t>
+      </w:r>
+      <w:r>
+        <w:rPr>
+          <w:rFonts w:ascii="Times New Roman" w:eastAsia="Times New Roman" w:hAnsi="Times New Roman" w:cs="Times New Roman"/>
+          <w:sz w:val="28"/>
+          <w:szCs w:val="28"/>
+        </w:rPr>
+        <w:t>Designing 3 initial sketches + the final logo in 3 versions (Full Color, Black &amp; White, and a Minimalist Icon).</w:t>
+      </w:r>
+    </w:p>
+    <w:p>
+      <w:pPr>
+        <w:numPr>
+          <w:ilvl w:val="1"/>
+          <w:numId w:val="17"/>
+        </w:numPr>
+        <w:spacing w:before="100" w:beforeAutospacing="1" w:after="100" w:afterAutospacing="1" w:line="240" w:lineRule="auto"/>
+        <w:rPr>
+          <w:rFonts w:ascii="Times New Roman" w:eastAsia="Times New Roman" w:hAnsi="Times New Roman" w:cs="Times New Roman"/>
+          <w:sz w:val="28"/>
+          <w:szCs w:val="28"/>
+        </w:rPr>
+      </w:pPr>
+      <w:r>
+        <w:rPr>
+          <w:rFonts w:ascii="Times New Roman" w:eastAsia="Times New Roman" w:hAnsi="Times New Roman" w:cs="Times New Roman"/>
+          <w:b/>
+          <w:bCs/>
+          <w:color w:val="00B0F0"/>
+          <w:sz w:val="28"/>
+          <w:szCs w:val="28"/>
+        </w:rPr>
+        <w:t>Typeface Selection:</w:t>
+      </w:r>
+      <w:r>
+        <w:rPr>
+          <w:rFonts w:ascii="Times New Roman" w:eastAsia="Times New Roman" w:hAnsi="Times New Roman" w:cs="Times New Roman"/>
+          <w:sz w:val="28"/>
+          <w:szCs w:val="28"/>
+        </w:rPr>
+        <w:t xml:space="preserve"> Choosing two fonts (</w:t>
+      </w:r>
+      <w:proofErr w:type="gramStart"/>
+      <w:r>
+        <w:rPr>
+          <w:rFonts w:ascii="Times New Roman" w:eastAsia="Times New Roman" w:hAnsi="Times New Roman" w:cs="Times New Roman"/>
+          <w:sz w:val="28"/>
+          <w:szCs w:val="28"/>
+        </w:rPr>
+        <w:t>one Arabic</w:t>
+      </w:r>
+      <w:proofErr w:type="gramEnd"/>
+      <w:r>
+        <w:rPr>
+          <w:rFonts w:ascii="Times New Roman" w:eastAsia="Times New Roman" w:hAnsi="Times New Roman" w:cs="Times New Roman"/>
+          <w:sz w:val="28"/>
+          <w:szCs w:val="28"/>
+        </w:rPr>
+        <w:t xml:space="preserve"> and one English) that reflect both heritage and minimalism.</w:t>
+      </w:r>
+    </w:p>
+    <w:p>
+      <w:pPr>
+        <w:numPr>
+          <w:ilvl w:val="0"/>
+          <w:numId w:val="17"/>
+        </w:numPr>
+        <w:spacing w:before="100" w:beforeAutospacing="1" w:after="100" w:afterAutospacing="1" w:line="240" w:lineRule="auto"/>
+        <w:rPr>
+          <w:rFonts w:ascii="Times New Roman" w:eastAsia="Times New Roman" w:hAnsi="Times New Roman" w:cs="Times New Roman" w:hint="cs"/>
+          <w:sz w:val="28"/>
+          <w:szCs w:val="28"/>
+        </w:rPr>
+      </w:pPr>
+      <w:r>
+        <w:rPr>
+          <w:rFonts w:ascii="Times New Roman" w:eastAsia="Times New Roman" w:hAnsi="Times New Roman" w:cs="Times New Roman"/>
+          <w:b/>
+          <w:bCs/>
+          <w:color w:val="FF0000"/>
+          <w:sz w:val="28"/>
+          <w:szCs w:val="28"/>
+        </w:rPr>
+        <w:t>Deliverables:</w:t>
+      </w:r>
+      <w:r>
+        <w:rPr>
+          <w:rFonts w:ascii="Times New Roman" w:eastAsia="Times New Roman" w:hAnsi="Times New Roman" w:cs="Times New Roman"/>
+          <w:sz w:val="28"/>
+          <w:szCs w:val="28"/>
+        </w:rPr>
+        <w:t xml:space="preserve"> Logo Grid system + Final Logo set + Typography Board.</w:t>
+      </w:r>
+    </w:p>
+    <w:p>
+      <w:pPr>
+        <w:spacing w:before="100" w:beforeAutospacing="1" w:after="100" w:afterAutospacing="1" w:line="240" w:lineRule="auto"/>
+        <w:ind w:left="360"/>
+        <w:rPr>
+          <w:rFonts w:ascii="Times New Roman" w:eastAsia="Times New Roman" w:hAnsi="Times New Roman" w:cs="Times New Roman"/>
+          <w:sz w:val="28"/>
+          <w:szCs w:val="28"/>
+        </w:rPr>
+      </w:pPr>
+      <w:r>
+        <w:rPr>
+          <w:sz w:val="28"/>
+          <w:szCs w:val="28"/>
+          <w:lang w:bidi="ar-EG"/>
+        </w:rPr>
+        <w:pict>
+          <v:rect id="_x0000_i1034" style="width:0;height:1.5pt" o:hralign="center" o:hrstd="t" o:hr="t" fillcolor="#a0a0a0" stroked="f"/>
+        </w:pict>
+      </w:r>
+    </w:p>
+    <w:p>
+      <w:pPr>
+        <w:spacing w:before="100" w:beforeAutospacing="1" w:after="100" w:afterAutospacing="1" w:line="240" w:lineRule="auto"/>
+        <w:outlineLvl w:val="2"/>
+        <w:rPr>
+          <w:rFonts w:ascii="Times New Roman" w:eastAsia="Times New Roman" w:hAnsi="Times New Roman" w:cs="Times New Roman"/>
+          <w:b/>
+          <w:bCs/>
+          <w:color w:val="0070C0"/>
+          <w:sz w:val="40"/>
+          <w:szCs w:val="40"/>
+          <w:lang w:bidi="ar-EG"/>
+        </w:rPr>
+      </w:pPr>
+      <w:r>
+        <w:rPr>
+          <w:rFonts w:ascii="Times New Roman" w:eastAsia="Times New Roman" w:hAnsi="Times New Roman" w:cs="Times New Roman"/>
+          <w:b/>
+          <w:bCs/>
+          <w:color w:val="0070C0"/>
+          <w:sz w:val="40"/>
+          <w:szCs w:val="40"/>
+        </w:rPr>
+        <w:t xml:space="preserve">Member 2: Visual Concept </w:t>
+      </w:r>
+      <w:proofErr w:type="gramStart"/>
+      <w:r>
+        <w:rPr>
+          <w:rFonts w:ascii="Times New Roman" w:eastAsia="Times New Roman" w:hAnsi="Times New Roman" w:cs="Times New Roman"/>
+          <w:b/>
+          <w:bCs/>
+          <w:color w:val="0070C0"/>
+          <w:sz w:val="40"/>
+          <w:szCs w:val="40"/>
+        </w:rPr>
+        <w:t>Lead</w:t>
+      </w:r>
+      <w:r>
+        <w:rPr>
+          <w:rFonts w:ascii="Times New Roman" w:eastAsia="Times New Roman" w:hAnsi="Times New Roman" w:cs="Times New Roman"/>
+          <w:b/>
+          <w:bCs/>
+          <w:color w:val="0070C0"/>
+          <w:sz w:val="40"/>
+          <w:szCs w:val="40"/>
+        </w:rPr>
+        <w:t>(</w:t>
+      </w:r>
+      <w:proofErr w:type="gramEnd"/>
+      <w:r>
+        <w:rPr>
+          <w:rFonts w:ascii="Times New Roman" w:eastAsia="Times New Roman" w:hAnsi="Times New Roman" w:cs="Times New Roman" w:hint="cs"/>
+          <w:b/>
+          <w:bCs/>
+          <w:color w:val="0070C0"/>
+          <w:sz w:val="40"/>
+          <w:szCs w:val="40"/>
+          <w:rtl/>
+          <w:lang w:bidi="ar-EG"/>
+        </w:rPr>
+        <w:t xml:space="preserve">  </w:t>
+      </w:r>
+      <w:r>
+        <w:rPr>
+          <w:rFonts w:ascii="Times New Roman" w:eastAsia="Times New Roman" w:hAnsi="Times New Roman" w:cs="Times New Roman"/>
+          <w:b/>
+          <w:bCs/>
+          <w:color w:val="C00000"/>
+          <w:sz w:val="40"/>
+          <w:szCs w:val="40"/>
+          <w:lang w:bidi="ar-EG"/>
+        </w:rPr>
+        <w:t xml:space="preserve">Janna Mohamed </w:t>
+      </w:r>
+      <w:r>
+        <w:rPr>
+          <w:rFonts w:ascii="Times New Roman" w:eastAsia="Times New Roman" w:hAnsi="Times New Roman" w:cs="Times New Roman"/>
+          <w:b/>
+          <w:bCs/>
+          <w:color w:val="0070C0"/>
+          <w:sz w:val="40"/>
+          <w:szCs w:val="40"/>
+          <w:lang w:bidi="ar-EG"/>
+        </w:rPr>
+        <w:t>)</w:t>
+      </w:r>
+    </w:p>
+    <w:p>
+      <w:pPr>
+        <w:numPr>
+          <w:ilvl w:val="0"/>
+          <w:numId w:val="18"/>
+        </w:numPr>
+        <w:spacing w:before="100" w:beforeAutospacing="1" w:after="100" w:afterAutospacing="1" w:line="240" w:lineRule="auto"/>
+        <w:rPr>
+          <w:rFonts w:ascii="Times New Roman" w:eastAsia="Times New Roman" w:hAnsi="Times New Roman" w:cs="Times New Roman"/>
+          <w:sz w:val="28"/>
+          <w:szCs w:val="28"/>
+        </w:rPr>
+      </w:pPr>
+      <w:r>
+        <w:rPr>
+          <w:rFonts w:ascii="Times New Roman" w:eastAsia="Times New Roman" w:hAnsi="Times New Roman" w:cs="Times New Roman"/>
+          <w:b/>
+          <w:bCs/>
+          <w:color w:val="FF0000"/>
+          <w:sz w:val="28"/>
+          <w:szCs w:val="28"/>
+        </w:rPr>
+        <w:t>Theoretical Task:</w:t>
+      </w:r>
+      <w:r>
+        <w:rPr>
+          <w:rFonts w:ascii="Times New Roman" w:eastAsia="Times New Roman" w:hAnsi="Times New Roman" w:cs="Times New Roman"/>
+          <w:color w:val="FF0000"/>
+          <w:sz w:val="28"/>
+          <w:szCs w:val="28"/>
+        </w:rPr>
+        <w:t xml:space="preserve"> </w:t>
+      </w:r>
+      <w:r>
+        <w:rPr>
+          <w:rFonts w:ascii="Times New Roman" w:eastAsia="Times New Roman" w:hAnsi="Times New Roman" w:cs="Times New Roman"/>
+          <w:sz w:val="28"/>
+          <w:szCs w:val="28"/>
+        </w:rPr>
+        <w:t xml:space="preserve">Analyzing the </w:t>
+      </w:r>
+      <w:r>
+        <w:rPr>
+          <w:rFonts w:ascii="Times New Roman" w:eastAsia="Times New Roman" w:hAnsi="Times New Roman" w:cs="Times New Roman"/>
+          <w:b/>
+          <w:bCs/>
+          <w:sz w:val="28"/>
+          <w:szCs w:val="28"/>
+        </w:rPr>
+        <w:t>Customer Persona</w:t>
+      </w:r>
+      <w:r>
+        <w:rPr>
+          <w:rFonts w:ascii="Times New Roman" w:eastAsia="Times New Roman" w:hAnsi="Times New Roman" w:cs="Times New Roman"/>
+          <w:sz w:val="28"/>
+          <w:szCs w:val="28"/>
+        </w:rPr>
+        <w:t xml:space="preserve"> (</w:t>
+      </w:r>
+      <w:proofErr w:type="spellStart"/>
+      <w:r>
+        <w:rPr>
+          <w:rFonts w:ascii="Times New Roman" w:eastAsia="Times New Roman" w:hAnsi="Times New Roman" w:cs="Times New Roman"/>
+          <w:sz w:val="28"/>
+          <w:szCs w:val="28"/>
+        </w:rPr>
+        <w:t>Nour</w:t>
+      </w:r>
+      <w:proofErr w:type="spellEnd"/>
+      <w:r>
+        <w:rPr>
+          <w:rFonts w:ascii="Times New Roman" w:eastAsia="Times New Roman" w:hAnsi="Times New Roman" w:cs="Times New Roman"/>
+          <w:sz w:val="28"/>
+          <w:szCs w:val="28"/>
+        </w:rPr>
+        <w:t>, The Modern Creative) and detailing her behaviors and goals.</w:t>
+      </w:r>
+    </w:p>
+    <w:p>
+      <w:pPr>
+        <w:numPr>
+          <w:ilvl w:val="0"/>
+          <w:numId w:val="18"/>
+        </w:numPr>
+        <w:spacing w:before="100" w:beforeAutospacing="1" w:after="100" w:afterAutospacing="1" w:line="240" w:lineRule="auto"/>
+        <w:rPr>
+          <w:rFonts w:ascii="Times New Roman" w:eastAsia="Times New Roman" w:hAnsi="Times New Roman" w:cs="Times New Roman"/>
+          <w:color w:val="FF0000"/>
+          <w:sz w:val="28"/>
+          <w:szCs w:val="28"/>
+        </w:rPr>
+      </w:pPr>
+      <w:r>
+        <w:rPr>
+          <w:rFonts w:ascii="Times New Roman" w:eastAsia="Times New Roman" w:hAnsi="Times New Roman" w:cs="Times New Roman"/>
+          <w:b/>
+          <w:bCs/>
+          <w:color w:val="FF0000"/>
+          <w:sz w:val="28"/>
+          <w:szCs w:val="28"/>
+        </w:rPr>
+        <w:t>Design Tasks:</w:t>
+      </w:r>
+    </w:p>
+    <w:p>
+      <w:pPr>
+        <w:numPr>
+          <w:ilvl w:val="1"/>
+          <w:numId w:val="18"/>
+        </w:numPr>
+        <w:spacing w:before="100" w:beforeAutospacing="1" w:after="100" w:afterAutospacing="1" w:line="240" w:lineRule="auto"/>
+        <w:rPr>
+          <w:rFonts w:ascii="Times New Roman" w:eastAsia="Times New Roman" w:hAnsi="Times New Roman" w:cs="Times New Roman"/>
+          <w:sz w:val="28"/>
+          <w:szCs w:val="28"/>
+        </w:rPr>
+      </w:pPr>
+      <w:r>
+        <w:rPr>
+          <w:rFonts w:ascii="Times New Roman" w:eastAsia="Times New Roman" w:hAnsi="Times New Roman" w:cs="Times New Roman"/>
+          <w:b/>
+          <w:bCs/>
+          <w:color w:val="00B0F0"/>
+          <w:sz w:val="28"/>
+          <w:szCs w:val="28"/>
+        </w:rPr>
+        <w:t>Mood Board:</w:t>
+      </w:r>
+      <w:r>
+        <w:rPr>
+          <w:rFonts w:ascii="Times New Roman" w:eastAsia="Times New Roman" w:hAnsi="Times New Roman" w:cs="Times New Roman"/>
+          <w:color w:val="00B0F0"/>
+          <w:sz w:val="28"/>
+          <w:szCs w:val="28"/>
+        </w:rPr>
+        <w:t xml:space="preserve"> </w:t>
+      </w:r>
+      <w:r>
+        <w:rPr>
+          <w:rFonts w:ascii="Times New Roman" w:eastAsia="Times New Roman" w:hAnsi="Times New Roman" w:cs="Times New Roman"/>
+          <w:sz w:val="28"/>
+          <w:szCs w:val="28"/>
+        </w:rPr>
+        <w:t xml:space="preserve">Creating a professional visual board that combines inspiration from </w:t>
+      </w:r>
+      <w:proofErr w:type="spellStart"/>
+      <w:r>
+        <w:rPr>
+          <w:rFonts w:ascii="Times New Roman" w:eastAsia="Times New Roman" w:hAnsi="Times New Roman" w:cs="Times New Roman"/>
+          <w:sz w:val="28"/>
+          <w:szCs w:val="28"/>
+        </w:rPr>
+        <w:t>Khayameya</w:t>
+      </w:r>
+      <w:proofErr w:type="spellEnd"/>
+      <w:r>
+        <w:rPr>
+          <w:rFonts w:ascii="Times New Roman" w:eastAsia="Times New Roman" w:hAnsi="Times New Roman" w:cs="Times New Roman"/>
+          <w:sz w:val="28"/>
+          <w:szCs w:val="28"/>
+        </w:rPr>
+        <w:t>, Pottery, and modern textures.</w:t>
+      </w:r>
+    </w:p>
+    <w:p>
+      <w:pPr>
+        <w:numPr>
+          <w:ilvl w:val="1"/>
+          <w:numId w:val="18"/>
+        </w:numPr>
+        <w:spacing w:before="100" w:beforeAutospacing="1" w:after="100" w:afterAutospacing="1" w:line="240" w:lineRule="auto"/>
+        <w:rPr>
+          <w:rFonts w:ascii="Times New Roman" w:eastAsia="Times New Roman" w:hAnsi="Times New Roman" w:cs="Times New Roman"/>
+          <w:sz w:val="28"/>
+          <w:szCs w:val="28"/>
+        </w:rPr>
+      </w:pPr>
+      <w:r>
+        <w:rPr>
+          <w:rFonts w:ascii="Times New Roman" w:eastAsia="Times New Roman" w:hAnsi="Times New Roman" w:cs="Times New Roman"/>
+          <w:b/>
+          <w:bCs/>
+          <w:color w:val="00B0F0"/>
+          <w:sz w:val="28"/>
+          <w:szCs w:val="28"/>
+        </w:rPr>
+        <w:t>Color Theme:</w:t>
+      </w:r>
+      <w:r>
+        <w:rPr>
+          <w:rFonts w:ascii="Times New Roman" w:eastAsia="Times New Roman" w:hAnsi="Times New Roman" w:cs="Times New Roman"/>
+          <w:sz w:val="28"/>
+          <w:szCs w:val="28"/>
+        </w:rPr>
+        <w:t xml:space="preserve"> Extracting a cohesive color palette with digital </w:t>
+      </w:r>
+      <w:r>
+        <w:rPr>
+          <w:rFonts w:ascii="Times New Roman" w:eastAsia="Times New Roman" w:hAnsi="Times New Roman" w:cs="Times New Roman"/>
+          <w:b/>
+          <w:bCs/>
+          <w:sz w:val="28"/>
+          <w:szCs w:val="28"/>
+        </w:rPr>
+        <w:t>Hex Codes</w:t>
+      </w:r>
+      <w:r>
+        <w:rPr>
+          <w:rFonts w:ascii="Times New Roman" w:eastAsia="Times New Roman" w:hAnsi="Times New Roman" w:cs="Times New Roman"/>
+          <w:sz w:val="28"/>
+          <w:szCs w:val="28"/>
+        </w:rPr>
+        <w:t>.</w:t>
+      </w:r>
+    </w:p>
+    <w:p>
+      <w:pPr>
+        <w:numPr>
+          <w:ilvl w:val="0"/>
+          <w:numId w:val="18"/>
+        </w:numPr>
+        <w:spacing w:before="100" w:beforeAutospacing="1" w:after="100" w:afterAutospacing="1" w:line="240" w:lineRule="auto"/>
+        <w:rPr>
+          <w:rFonts w:ascii="Times New Roman" w:eastAsia="Times New Roman" w:hAnsi="Times New Roman" w:cs="Times New Roman"/>
+          <w:sz w:val="28"/>
+          <w:szCs w:val="28"/>
+        </w:rPr>
+      </w:pPr>
+      <w:r>
+        <w:rPr>
+          <w:rFonts w:ascii="Times New Roman" w:eastAsia="Times New Roman" w:hAnsi="Times New Roman" w:cs="Times New Roman"/>
+          <w:b/>
+          <w:bCs/>
+          <w:color w:val="FF0000"/>
+          <w:sz w:val="28"/>
+          <w:szCs w:val="28"/>
+        </w:rPr>
+        <w:t>Deliverables:</w:t>
+      </w:r>
+      <w:r>
+        <w:rPr>
+          <w:rFonts w:ascii="Times New Roman" w:eastAsia="Times New Roman" w:hAnsi="Times New Roman" w:cs="Times New Roman"/>
+          <w:sz w:val="28"/>
+          <w:szCs w:val="28"/>
+        </w:rPr>
+        <w:t xml:space="preserve"> 1 Professional Mood Board + 1 Color Palette Guide.</w:t>
+      </w:r>
+    </w:p>
+    <w:p>
+      <w:pPr>
+        <w:spacing w:before="100" w:beforeAutospacing="1" w:after="100" w:afterAutospacing="1" w:line="240" w:lineRule="auto"/>
+        <w:outlineLvl w:val="2"/>
+        <w:rPr>
+          <w:rFonts w:ascii="Times New Roman" w:eastAsia="Times New Roman" w:hAnsi="Times New Roman" w:cs="Times New Roman" w:hint="cs"/>
+          <w:b/>
+          <w:bCs/>
+          <w:sz w:val="28"/>
+          <w:szCs w:val="28"/>
+          <w:rtl/>
+        </w:rPr>
+      </w:pPr>
+      <w:r>
+        <w:rPr>
+          <w:sz w:val="28"/>
+          <w:szCs w:val="28"/>
+          <w:lang w:bidi="ar-EG"/>
+        </w:rPr>
+        <w:pict>
+          <v:rect id="_x0000_i1035" style="width:0;height:1.5pt" o:hralign="center" o:hrstd="t" o:hr="t" fillcolor="#a0a0a0" stroked="f"/>
+        </w:pict>
+      </w:r>
+    </w:p>
+    <w:p>
+      <w:pPr>
+        <w:spacing w:before="240" w:beforeAutospacing="1" w:after="100" w:afterAutospacing="1" w:line="240" w:lineRule="auto"/>
+        <w:outlineLvl w:val="2"/>
+        <w:rPr>
+          <w:rFonts w:ascii="Times New Roman" w:eastAsia="Times New Roman" w:hAnsi="Times New Roman" w:cs="Times New Roman"/>
+          <w:b/>
+          <w:bCs/>
+          <w:color w:val="0070C0"/>
+          <w:sz w:val="40"/>
+          <w:szCs w:val="40"/>
+        </w:rPr>
+      </w:pPr>
+      <w:r>
+        <w:rPr>
+          <w:rFonts w:ascii="Times New Roman" w:eastAsia="Times New Roman" w:hAnsi="Times New Roman" w:cs="Times New Roman"/>
+          <w:b/>
+          <w:bCs/>
+          <w:color w:val="0070C0"/>
+          <w:sz w:val="40"/>
+          <w:szCs w:val="40"/>
+        </w:rPr>
+        <w:t>Member 3: Stationery Designer</w:t>
+      </w:r>
+      <w:r>
+        <w:rPr>
+          <w:rFonts w:ascii="Times New Roman" w:eastAsia="Times New Roman" w:hAnsi="Times New Roman" w:cs="Times New Roman"/>
+          <w:b/>
+          <w:bCs/>
+          <w:color w:val="0070C0"/>
+          <w:sz w:val="40"/>
+          <w:szCs w:val="40"/>
+        </w:rPr>
+        <w:t xml:space="preserve"> (</w:t>
+      </w:r>
+      <w:r>
+        <w:rPr>
+          <w:rFonts w:ascii="Times New Roman" w:eastAsia="Times New Roman" w:hAnsi="Times New Roman" w:cs="Times New Roman"/>
+          <w:b/>
+          <w:bCs/>
+          <w:color w:val="C00000"/>
+          <w:sz w:val="40"/>
+          <w:szCs w:val="40"/>
+        </w:rPr>
+        <w:t xml:space="preserve">Jana </w:t>
+      </w:r>
+      <w:proofErr w:type="spellStart"/>
+      <w:r>
+        <w:rPr>
+          <w:rFonts w:ascii="Times New Roman" w:eastAsia="Times New Roman" w:hAnsi="Times New Roman" w:cs="Times New Roman"/>
+          <w:b/>
+          <w:bCs/>
+          <w:color w:val="C00000"/>
+          <w:sz w:val="40"/>
+          <w:szCs w:val="40"/>
+        </w:rPr>
+        <w:t>Moamen</w:t>
+      </w:r>
+      <w:proofErr w:type="spellEnd"/>
+      <w:r>
+        <w:rPr>
+          <w:rFonts w:ascii="Times New Roman" w:eastAsia="Times New Roman" w:hAnsi="Times New Roman" w:cs="Times New Roman"/>
+          <w:b/>
+          <w:bCs/>
+          <w:color w:val="0070C0"/>
+          <w:sz w:val="40"/>
+          <w:szCs w:val="40"/>
+        </w:rPr>
+        <w:t>)</w:t>
+      </w:r>
+    </w:p>
+    <w:p>
+      <w:pPr>
+        <w:numPr>
+          <w:ilvl w:val="0"/>
+          <w:numId w:val="19"/>
+        </w:numPr>
+        <w:spacing w:before="100" w:beforeAutospacing="1" w:after="100" w:afterAutospacing="1" w:line="240" w:lineRule="auto"/>
+        <w:rPr>
+          <w:rFonts w:ascii="Times New Roman" w:eastAsia="Times New Roman" w:hAnsi="Times New Roman" w:cs="Times New Roman"/>
+          <w:sz w:val="28"/>
+          <w:szCs w:val="28"/>
+        </w:rPr>
+      </w:pPr>
+      <w:r>
+        <w:rPr>
+          <w:rFonts w:ascii="Times New Roman" w:eastAsia="Times New Roman" w:hAnsi="Times New Roman" w:cs="Times New Roman"/>
+          <w:b/>
+          <w:bCs/>
+          <w:color w:val="FF0000"/>
+          <w:sz w:val="28"/>
+          <w:szCs w:val="28"/>
+        </w:rPr>
+        <w:t>Theoretical Task:</w:t>
+      </w:r>
+      <w:r>
+        <w:rPr>
+          <w:rFonts w:ascii="Times New Roman" w:eastAsia="Times New Roman" w:hAnsi="Times New Roman" w:cs="Times New Roman"/>
+          <w:color w:val="FF0000"/>
+          <w:sz w:val="28"/>
+          <w:szCs w:val="28"/>
+        </w:rPr>
+        <w:t xml:space="preserve"> </w:t>
+      </w:r>
+      <w:r>
+        <w:rPr>
+          <w:rFonts w:ascii="Times New Roman" w:eastAsia="Times New Roman" w:hAnsi="Times New Roman" w:cs="Times New Roman"/>
+          <w:sz w:val="28"/>
+          <w:szCs w:val="28"/>
+        </w:rPr>
+        <w:t xml:space="preserve">Conducting a detailed </w:t>
+      </w:r>
+      <w:r>
+        <w:rPr>
+          <w:rFonts w:ascii="Times New Roman" w:eastAsia="Times New Roman" w:hAnsi="Times New Roman" w:cs="Times New Roman"/>
+          <w:b/>
+          <w:bCs/>
+          <w:sz w:val="28"/>
+          <w:szCs w:val="28"/>
+        </w:rPr>
+        <w:t>SWOT Analysis</w:t>
+      </w:r>
+      <w:r>
+        <w:rPr>
+          <w:rFonts w:ascii="Times New Roman" w:eastAsia="Times New Roman" w:hAnsi="Times New Roman" w:cs="Times New Roman"/>
+          <w:sz w:val="28"/>
+          <w:szCs w:val="28"/>
+        </w:rPr>
+        <w:t xml:space="preserve"> (Strengths, Weaknesses, Opportunities, and Threats).</w:t>
+      </w:r>
+    </w:p>
+    <w:p>
+      <w:pPr>
+        <w:numPr>
+          <w:ilvl w:val="0"/>
+          <w:numId w:val="19"/>
+        </w:numPr>
+        <w:spacing w:before="100" w:beforeAutospacing="1" w:after="100" w:afterAutospacing="1" w:line="240" w:lineRule="auto"/>
+        <w:rPr>
+          <w:rFonts w:ascii="Times New Roman" w:eastAsia="Times New Roman" w:hAnsi="Times New Roman" w:cs="Times New Roman"/>
+          <w:sz w:val="28"/>
+          <w:szCs w:val="28"/>
+        </w:rPr>
+      </w:pPr>
+      <w:r>
+        <w:rPr>
+          <w:rFonts w:ascii="Times New Roman" w:eastAsia="Times New Roman" w:hAnsi="Times New Roman" w:cs="Times New Roman"/>
+          <w:b/>
+          <w:bCs/>
+          <w:color w:val="FF0000"/>
+          <w:sz w:val="28"/>
+          <w:szCs w:val="28"/>
+        </w:rPr>
+        <w:t>Design Tasks:</w:t>
+      </w:r>
+    </w:p>
+    <w:p>
+      <w:pPr>
+        <w:numPr>
+          <w:ilvl w:val="1"/>
+          <w:numId w:val="19"/>
+        </w:numPr>
+        <w:spacing w:before="100" w:beforeAutospacing="1" w:after="100" w:afterAutospacing="1" w:line="240" w:lineRule="auto"/>
+        <w:rPr>
+          <w:rFonts w:ascii="Times New Roman" w:eastAsia="Times New Roman" w:hAnsi="Times New Roman" w:cs="Times New Roman"/>
+          <w:sz w:val="28"/>
+          <w:szCs w:val="28"/>
+        </w:rPr>
+      </w:pPr>
+      <w:r>
+        <w:rPr>
+          <w:rFonts w:ascii="Times New Roman" w:eastAsia="Times New Roman" w:hAnsi="Times New Roman" w:cs="Times New Roman"/>
+          <w:b/>
+          <w:bCs/>
+          <w:color w:val="00B0F0"/>
+          <w:sz w:val="28"/>
+          <w:szCs w:val="28"/>
+        </w:rPr>
+        <w:t>Business Card:</w:t>
+      </w:r>
+      <w:r>
+        <w:rPr>
+          <w:rFonts w:ascii="Times New Roman" w:eastAsia="Times New Roman" w:hAnsi="Times New Roman" w:cs="Times New Roman"/>
+          <w:sz w:val="28"/>
+          <w:szCs w:val="28"/>
+        </w:rPr>
+        <w:t xml:space="preserve"> Designing a double-sided professional business card for the brand.</w:t>
+      </w:r>
+    </w:p>
+    <w:p>
+      <w:pPr>
+        <w:numPr>
+          <w:ilvl w:val="1"/>
+          <w:numId w:val="19"/>
+        </w:numPr>
+        <w:spacing w:before="100" w:beforeAutospacing="1" w:after="100" w:afterAutospacing="1" w:line="240" w:lineRule="auto"/>
+        <w:rPr>
+          <w:rFonts w:ascii="Times New Roman" w:eastAsia="Times New Roman" w:hAnsi="Times New Roman" w:cs="Times New Roman"/>
+          <w:sz w:val="28"/>
+          <w:szCs w:val="28"/>
+        </w:rPr>
+      </w:pPr>
+      <w:r>
+        <w:rPr>
+          <w:rFonts w:ascii="Times New Roman" w:eastAsia="Times New Roman" w:hAnsi="Times New Roman" w:cs="Times New Roman"/>
+          <w:b/>
+          <w:bCs/>
+          <w:color w:val="00B0F0"/>
+          <w:sz w:val="28"/>
+          <w:szCs w:val="28"/>
+        </w:rPr>
+        <w:t>Flyer:</w:t>
+      </w:r>
+      <w:r>
+        <w:rPr>
+          <w:rFonts w:ascii="Times New Roman" w:eastAsia="Times New Roman" w:hAnsi="Times New Roman" w:cs="Times New Roman"/>
+          <w:color w:val="00B0F0"/>
+          <w:sz w:val="28"/>
+          <w:szCs w:val="28"/>
+        </w:rPr>
+        <w:t xml:space="preserve"> </w:t>
+      </w:r>
+      <w:r>
+        <w:rPr>
+          <w:rFonts w:ascii="Times New Roman" w:eastAsia="Times New Roman" w:hAnsi="Times New Roman" w:cs="Times New Roman"/>
+          <w:sz w:val="28"/>
+          <w:szCs w:val="28"/>
+        </w:rPr>
+        <w:t>Designing a one-sided promotional flyer announcing the launch of "</w:t>
+      </w:r>
+      <w:proofErr w:type="spellStart"/>
+      <w:r>
+        <w:rPr>
+          <w:rFonts w:ascii="Times New Roman" w:eastAsia="Times New Roman" w:hAnsi="Times New Roman" w:cs="Times New Roman"/>
+          <w:sz w:val="28"/>
+          <w:szCs w:val="28"/>
+        </w:rPr>
+        <w:t>Athar</w:t>
+      </w:r>
+      <w:proofErr w:type="spellEnd"/>
+      <w:r>
+        <w:rPr>
+          <w:rFonts w:ascii="Times New Roman" w:eastAsia="Times New Roman" w:hAnsi="Times New Roman" w:cs="Times New Roman"/>
+          <w:sz w:val="28"/>
+          <w:szCs w:val="28"/>
+        </w:rPr>
+        <w:t>."</w:t>
+      </w:r>
+    </w:p>
+    <w:p>
+      <w:pPr>
+        <w:numPr>
+          <w:ilvl w:val="0"/>
+          <w:numId w:val="19"/>
+        </w:numPr>
+        <w:spacing w:before="100" w:beforeAutospacing="1" w:after="100" w:afterAutospacing="1" w:line="240" w:lineRule="auto"/>
+        <w:rPr>
+          <w:rFonts w:ascii="Times New Roman" w:eastAsia="Times New Roman" w:hAnsi="Times New Roman" w:cs="Times New Roman"/>
+          <w:sz w:val="28"/>
+          <w:szCs w:val="28"/>
+        </w:rPr>
+      </w:pPr>
+      <w:r>
+        <w:rPr>
+          <w:rFonts w:ascii="Times New Roman" w:eastAsia="Times New Roman" w:hAnsi="Times New Roman" w:cs="Times New Roman"/>
+          <w:b/>
+          <w:bCs/>
+          <w:color w:val="FF0000"/>
+          <w:sz w:val="28"/>
+          <w:szCs w:val="28"/>
+        </w:rPr>
+        <w:t>Deliverables:</w:t>
+      </w:r>
+      <w:r>
+        <w:rPr>
+          <w:rFonts w:ascii="Times New Roman" w:eastAsia="Times New Roman" w:hAnsi="Times New Roman" w:cs="Times New Roman"/>
+          <w:sz w:val="28"/>
+          <w:szCs w:val="28"/>
+        </w:rPr>
+        <w:t xml:space="preserve"> Business Card design + Promotional Flyer.</w:t>
+      </w:r>
+    </w:p>
+    <w:p>
+      <w:pPr>
+        <w:spacing w:before="100" w:beforeAutospacing="1" w:after="100" w:afterAutospacing="1" w:line="240" w:lineRule="auto"/>
+        <w:outlineLvl w:val="2"/>
+        <w:rPr>
+          <w:rFonts w:ascii="Times New Roman" w:eastAsia="Times New Roman" w:hAnsi="Times New Roman" w:cs="Times New Roman" w:hint="cs"/>
+          <w:b/>
+          <w:bCs/>
+          <w:sz w:val="28"/>
+          <w:szCs w:val="28"/>
+          <w:rtl/>
+        </w:rPr>
+      </w:pPr>
+      <w:r>
+        <w:rPr>
+          <w:lang w:bidi="ar-EG"/>
+        </w:rPr>
+        <w:pict>
+          <v:rect id="_x0000_i1038" style="width:0;height:1.5pt" o:hralign="center" o:hrstd="t" o:hr="t" fillcolor="#a0a0a0" stroked="f"/>
+        </w:pict>
+      </w:r>
+    </w:p>
+    <w:p>
+      <w:pPr>
+        <w:spacing w:before="100" w:beforeAutospacing="1" w:after="100" w:afterAutospacing="1" w:line="240" w:lineRule="auto"/>
+        <w:outlineLvl w:val="2"/>
+        <w:rPr>
+          <w:rFonts w:ascii="Times New Roman" w:eastAsia="Times New Roman" w:hAnsi="Times New Roman" w:cs="Times New Roman"/>
+          <w:b/>
+          <w:bCs/>
+          <w:color w:val="0070C0"/>
+          <w:sz w:val="40"/>
+          <w:szCs w:val="40"/>
+        </w:rPr>
+      </w:pPr>
+      <w:r>
+        <w:rPr>
+          <w:rFonts w:ascii="Times New Roman" w:eastAsia="Times New Roman" w:hAnsi="Times New Roman" w:cs="Times New Roman"/>
+          <w:b/>
+          <w:bCs/>
+          <w:color w:val="0070C0"/>
+          <w:sz w:val="40"/>
+          <w:szCs w:val="40"/>
+        </w:rPr>
+        <w:lastRenderedPageBreak/>
+        <w:t>Member 4: Product &amp; Social Media Designer</w:t>
+      </w:r>
+      <w:r>
+        <w:rPr>
+          <w:rFonts w:ascii="Times New Roman" w:eastAsia="Times New Roman" w:hAnsi="Times New Roman" w:cs="Times New Roman"/>
+          <w:b/>
+          <w:bCs/>
+          <w:color w:val="0070C0"/>
+          <w:sz w:val="40"/>
+          <w:szCs w:val="40"/>
+        </w:rPr>
+        <w:t xml:space="preserve"> </w:t>
+      </w:r>
+    </w:p>
+    <w:p>
+      <w:pPr>
+        <w:spacing w:before="100" w:beforeAutospacing="1" w:after="100" w:afterAutospacing="1" w:line="240" w:lineRule="auto"/>
+        <w:outlineLvl w:val="2"/>
+        <w:rPr>
+          <w:rFonts w:ascii="Times New Roman" w:eastAsia="Times New Roman" w:hAnsi="Times New Roman" w:cs="Times New Roman"/>
+          <w:b/>
+          <w:bCs/>
+          <w:color w:val="0070C0"/>
+          <w:sz w:val="40"/>
+          <w:szCs w:val="40"/>
+        </w:rPr>
+      </w:pPr>
+      <w:r>
+        <w:rPr>
+          <w:rFonts w:ascii="Times New Roman" w:eastAsia="Times New Roman" w:hAnsi="Times New Roman" w:cs="Times New Roman"/>
+          <w:b/>
+          <w:bCs/>
+          <w:color w:val="0070C0"/>
+          <w:sz w:val="40"/>
+          <w:szCs w:val="40"/>
+        </w:rPr>
+        <w:t>(</w:t>
+      </w:r>
+      <w:proofErr w:type="spellStart"/>
+      <w:r>
+        <w:rPr>
+          <w:rFonts w:ascii="Times New Roman" w:eastAsia="Times New Roman" w:hAnsi="Times New Roman" w:cs="Times New Roman"/>
+          <w:b/>
+          <w:bCs/>
+          <w:color w:val="C00000"/>
+          <w:sz w:val="40"/>
+          <w:szCs w:val="40"/>
+        </w:rPr>
+        <w:t>Irini</w:t>
+      </w:r>
+      <w:proofErr w:type="spellEnd"/>
+      <w:r>
+        <w:rPr>
+          <w:rFonts w:ascii="Times New Roman" w:eastAsia="Times New Roman" w:hAnsi="Times New Roman" w:cs="Times New Roman"/>
+          <w:b/>
+          <w:bCs/>
+          <w:color w:val="C00000"/>
+          <w:sz w:val="40"/>
+          <w:szCs w:val="40"/>
+        </w:rPr>
+        <w:t xml:space="preserve"> </w:t>
+      </w:r>
+      <w:proofErr w:type="spellStart"/>
+      <w:proofErr w:type="gramStart"/>
+      <w:r>
+        <w:rPr>
+          <w:rFonts w:ascii="Times New Roman" w:eastAsia="Times New Roman" w:hAnsi="Times New Roman" w:cs="Times New Roman"/>
+          <w:b/>
+          <w:bCs/>
+          <w:color w:val="C00000"/>
+          <w:sz w:val="40"/>
+          <w:szCs w:val="40"/>
+        </w:rPr>
+        <w:t>Gamil</w:t>
+      </w:r>
+      <w:proofErr w:type="spellEnd"/>
+      <w:r>
+        <w:rPr>
+          <w:rFonts w:ascii="Times New Roman" w:eastAsia="Times New Roman" w:hAnsi="Times New Roman" w:cs="Times New Roman"/>
+          <w:b/>
+          <w:bCs/>
+          <w:color w:val="C00000"/>
+          <w:sz w:val="40"/>
+          <w:szCs w:val="40"/>
+        </w:rPr>
+        <w:t xml:space="preserve"> </w:t>
+      </w:r>
+      <w:r>
+        <w:rPr>
+          <w:rFonts w:ascii="Times New Roman" w:eastAsia="Times New Roman" w:hAnsi="Times New Roman" w:cs="Times New Roman"/>
+          <w:b/>
+          <w:bCs/>
+          <w:color w:val="0070C0"/>
+          <w:sz w:val="40"/>
+          <w:szCs w:val="40"/>
+        </w:rPr>
+        <w:t>)</w:t>
+      </w:r>
+      <w:proofErr w:type="gramEnd"/>
+    </w:p>
+    <w:p>
+      <w:pPr>
+        <w:numPr>
+          <w:ilvl w:val="0"/>
+          <w:numId w:val="20"/>
+        </w:numPr>
+        <w:spacing w:before="100" w:beforeAutospacing="1" w:after="100" w:afterAutospacing="1" w:line="240" w:lineRule="auto"/>
+        <w:rPr>
+          <w:rFonts w:ascii="Times New Roman" w:eastAsia="Times New Roman" w:hAnsi="Times New Roman" w:cs="Times New Roman"/>
+          <w:sz w:val="28"/>
+          <w:szCs w:val="28"/>
+        </w:rPr>
+      </w:pPr>
+      <w:r>
+        <w:rPr>
+          <w:rFonts w:ascii="Times New Roman" w:eastAsia="Times New Roman" w:hAnsi="Times New Roman" w:cs="Times New Roman"/>
+          <w:b/>
+          <w:bCs/>
+          <w:color w:val="FF0000"/>
+          <w:sz w:val="28"/>
+          <w:szCs w:val="28"/>
+        </w:rPr>
+        <w:t>Theoretical Task</w:t>
+      </w:r>
+      <w:r>
+        <w:rPr>
+          <w:rFonts w:ascii="Times New Roman" w:eastAsia="Times New Roman" w:hAnsi="Times New Roman" w:cs="Times New Roman"/>
+          <w:b/>
+          <w:bCs/>
+          <w:sz w:val="28"/>
+          <w:szCs w:val="28"/>
+        </w:rPr>
+        <w:t>:</w:t>
+      </w:r>
+      <w:r>
+        <w:rPr>
+          <w:rFonts w:ascii="Times New Roman" w:eastAsia="Times New Roman" w:hAnsi="Times New Roman" w:cs="Times New Roman"/>
+          <w:sz w:val="28"/>
+          <w:szCs w:val="28"/>
+        </w:rPr>
+        <w:t xml:space="preserve"> Writing the </w:t>
+      </w:r>
+      <w:r>
+        <w:rPr>
+          <w:rFonts w:ascii="Times New Roman" w:eastAsia="Times New Roman" w:hAnsi="Times New Roman" w:cs="Times New Roman"/>
+          <w:b/>
+          <w:bCs/>
+          <w:sz w:val="28"/>
+          <w:szCs w:val="28"/>
+        </w:rPr>
+        <w:t>Project Concept</w:t>
+      </w:r>
+      <w:r>
+        <w:rPr>
+          <w:rFonts w:ascii="Times New Roman" w:eastAsia="Times New Roman" w:hAnsi="Times New Roman" w:cs="Times New Roman"/>
+          <w:sz w:val="28"/>
+          <w:szCs w:val="28"/>
+        </w:rPr>
+        <w:t xml:space="preserve"> and detailing the contents of the DIY Kits (Pottery &amp; </w:t>
+      </w:r>
+      <w:proofErr w:type="spellStart"/>
+      <w:r>
+        <w:rPr>
+          <w:rFonts w:ascii="Times New Roman" w:eastAsia="Times New Roman" w:hAnsi="Times New Roman" w:cs="Times New Roman"/>
+          <w:sz w:val="28"/>
+          <w:szCs w:val="28"/>
+        </w:rPr>
+        <w:t>Khayameya</w:t>
+      </w:r>
+      <w:proofErr w:type="spellEnd"/>
+      <w:r>
+        <w:rPr>
+          <w:rFonts w:ascii="Times New Roman" w:eastAsia="Times New Roman" w:hAnsi="Times New Roman" w:cs="Times New Roman"/>
+          <w:sz w:val="28"/>
+          <w:szCs w:val="28"/>
+        </w:rPr>
+        <w:t>).</w:t>
+      </w:r>
+    </w:p>
+    <w:p>
+      <w:pPr>
+        <w:numPr>
+          <w:ilvl w:val="0"/>
+          <w:numId w:val="20"/>
+        </w:numPr>
+        <w:spacing w:before="100" w:beforeAutospacing="1" w:after="100" w:afterAutospacing="1" w:line="240" w:lineRule="auto"/>
+        <w:rPr>
+          <w:rFonts w:ascii="Times New Roman" w:eastAsia="Times New Roman" w:hAnsi="Times New Roman" w:cs="Times New Roman"/>
+          <w:color w:val="FF0000"/>
+          <w:sz w:val="28"/>
+          <w:szCs w:val="28"/>
+        </w:rPr>
+      </w:pPr>
+      <w:r>
+        <w:rPr>
+          <w:rFonts w:ascii="Times New Roman" w:eastAsia="Times New Roman" w:hAnsi="Times New Roman" w:cs="Times New Roman"/>
+          <w:b/>
+          <w:bCs/>
+          <w:color w:val="FF0000"/>
+          <w:sz w:val="28"/>
+          <w:szCs w:val="28"/>
+        </w:rPr>
+        <w:t>Design Tasks:</w:t>
+      </w:r>
+    </w:p>
+    <w:p>
+      <w:pPr>
+        <w:numPr>
+          <w:ilvl w:val="1"/>
+          <w:numId w:val="20"/>
+        </w:numPr>
+        <w:spacing w:before="100" w:beforeAutospacing="1" w:after="100" w:afterAutospacing="1" w:line="240" w:lineRule="auto"/>
+        <w:rPr>
+          <w:rFonts w:ascii="Times New Roman" w:eastAsia="Times New Roman" w:hAnsi="Times New Roman" w:cs="Times New Roman"/>
+          <w:sz w:val="28"/>
+          <w:szCs w:val="28"/>
+        </w:rPr>
+      </w:pPr>
+      <w:r>
+        <w:rPr>
+          <w:rFonts w:ascii="Times New Roman" w:eastAsia="Times New Roman" w:hAnsi="Times New Roman" w:cs="Times New Roman"/>
+          <w:b/>
+          <w:bCs/>
+          <w:color w:val="00B0F0"/>
+          <w:sz w:val="28"/>
+          <w:szCs w:val="28"/>
+        </w:rPr>
+        <w:t>Tri-fold Brochure:</w:t>
+      </w:r>
+      <w:r>
+        <w:rPr>
+          <w:rFonts w:ascii="Times New Roman" w:eastAsia="Times New Roman" w:hAnsi="Times New Roman" w:cs="Times New Roman"/>
+          <w:sz w:val="28"/>
+          <w:szCs w:val="28"/>
+        </w:rPr>
+        <w:t xml:space="preserve"> Designing a brochure that explains how to use the DIY kits step-by-step.</w:t>
+      </w:r>
+    </w:p>
+    <w:p>
+      <w:pPr>
+        <w:numPr>
+          <w:ilvl w:val="1"/>
+          <w:numId w:val="20"/>
+        </w:numPr>
+        <w:spacing w:before="100" w:beforeAutospacing="1" w:after="100" w:afterAutospacing="1" w:line="240" w:lineRule="auto"/>
+        <w:rPr>
+          <w:rFonts w:ascii="Times New Roman" w:eastAsia="Times New Roman" w:hAnsi="Times New Roman" w:cs="Times New Roman"/>
+          <w:sz w:val="28"/>
+          <w:szCs w:val="28"/>
+        </w:rPr>
+      </w:pPr>
+      <w:r>
+        <w:rPr>
+          <w:rFonts w:ascii="Times New Roman" w:eastAsia="Times New Roman" w:hAnsi="Times New Roman" w:cs="Times New Roman"/>
+          <w:b/>
+          <w:bCs/>
+          <w:color w:val="00B0F0"/>
+          <w:sz w:val="28"/>
+          <w:szCs w:val="28"/>
+        </w:rPr>
+        <w:t>Social Media Content:</w:t>
+      </w:r>
+      <w:r>
+        <w:rPr>
+          <w:rFonts w:ascii="Times New Roman" w:eastAsia="Times New Roman" w:hAnsi="Times New Roman" w:cs="Times New Roman"/>
+          <w:sz w:val="28"/>
+          <w:szCs w:val="28"/>
+        </w:rPr>
+        <w:t xml:space="preserve"> Creating 3 </w:t>
+      </w:r>
+      <w:proofErr w:type="spellStart"/>
+      <w:r>
+        <w:rPr>
+          <w:rFonts w:ascii="Times New Roman" w:eastAsia="Times New Roman" w:hAnsi="Times New Roman" w:cs="Times New Roman"/>
+          <w:sz w:val="28"/>
+          <w:szCs w:val="28"/>
+        </w:rPr>
+        <w:t>Instagram</w:t>
+      </w:r>
+      <w:proofErr w:type="spellEnd"/>
+      <w:r>
+        <w:rPr>
+          <w:rFonts w:ascii="Times New Roman" w:eastAsia="Times New Roman" w:hAnsi="Times New Roman" w:cs="Times New Roman"/>
+          <w:sz w:val="28"/>
+          <w:szCs w:val="28"/>
+        </w:rPr>
+        <w:t xml:space="preserve"> posts showcasing the final products and kits.</w:t>
+      </w:r>
+    </w:p>
+    <w:p>
+      <w:pPr>
+        <w:numPr>
+          <w:ilvl w:val="0"/>
+          <w:numId w:val="20"/>
+        </w:numPr>
+        <w:spacing w:before="100" w:beforeAutospacing="1" w:after="100" w:afterAutospacing="1" w:line="240" w:lineRule="auto"/>
+        <w:rPr>
+          <w:rFonts w:ascii="Times New Roman" w:eastAsia="Times New Roman" w:hAnsi="Times New Roman" w:cs="Times New Roman"/>
+          <w:sz w:val="28"/>
+          <w:szCs w:val="28"/>
+        </w:rPr>
+      </w:pPr>
+      <w:r>
+        <w:rPr>
+          <w:rFonts w:ascii="Times New Roman" w:eastAsia="Times New Roman" w:hAnsi="Times New Roman" w:cs="Times New Roman"/>
+          <w:b/>
+          <w:bCs/>
+          <w:color w:val="FF0000"/>
+          <w:sz w:val="28"/>
+          <w:szCs w:val="28"/>
+        </w:rPr>
+        <w:t>Deliverables:</w:t>
+      </w:r>
+      <w:r>
+        <w:rPr>
+          <w:rFonts w:ascii="Times New Roman" w:eastAsia="Times New Roman" w:hAnsi="Times New Roman" w:cs="Times New Roman"/>
+          <w:sz w:val="28"/>
+          <w:szCs w:val="28"/>
+        </w:rPr>
+        <w:t xml:space="preserve"> Double-sided Brochure + 3 Social Media Posts.</w:t>
+      </w:r>
+    </w:p>
+    <w:p>
+      <w:pPr>
+        <w:spacing w:before="100" w:beforeAutospacing="1" w:after="100" w:afterAutospacing="1" w:line="240" w:lineRule="auto"/>
+        <w:outlineLvl w:val="2"/>
+        <w:rPr>
+          <w:rFonts w:ascii="Times New Roman" w:eastAsia="Times New Roman" w:hAnsi="Times New Roman" w:cs="Times New Roman" w:hint="cs"/>
+          <w:b/>
+          <w:bCs/>
+          <w:sz w:val="28"/>
+          <w:szCs w:val="28"/>
+          <w:rtl/>
+        </w:rPr>
+      </w:pPr>
+      <w:r>
+        <w:rPr>
+          <w:sz w:val="28"/>
+          <w:szCs w:val="28"/>
+          <w:lang w:bidi="ar-EG"/>
+        </w:rPr>
+        <w:pict>
+          <v:rect id="_x0000_i1036" style="width:0;height:1.5pt" o:hralign="center" o:hrstd="t" o:hr="t" fillcolor="#a0a0a0" stroked="f"/>
+        </w:pict>
+      </w:r>
+    </w:p>
+    <w:p>
+      <w:pPr>
+        <w:spacing w:before="100" w:beforeAutospacing="1" w:after="100" w:afterAutospacing="1" w:line="240" w:lineRule="auto"/>
+        <w:outlineLvl w:val="2"/>
+        <w:rPr>
+          <w:rFonts w:ascii="Times New Roman" w:eastAsia="Times New Roman" w:hAnsi="Times New Roman" w:cs="Times New Roman"/>
+          <w:b/>
+          <w:bCs/>
+          <w:color w:val="0070C0"/>
+          <w:sz w:val="40"/>
+          <w:szCs w:val="40"/>
+        </w:rPr>
+      </w:pPr>
+      <w:r>
+        <w:rPr>
+          <w:rFonts w:ascii="Times New Roman" w:eastAsia="Times New Roman" w:hAnsi="Times New Roman" w:cs="Times New Roman"/>
+          <w:b/>
+          <w:bCs/>
+          <w:color w:val="0070C0"/>
+          <w:sz w:val="40"/>
+          <w:szCs w:val="40"/>
+        </w:rPr>
+        <w:t>Member 5: Editorial &amp; Innovation Designer</w:t>
+      </w:r>
+    </w:p>
+    <w:p>
+      <w:pPr>
+        <w:spacing w:before="100" w:beforeAutospacing="1" w:after="100" w:afterAutospacing="1" w:line="240" w:lineRule="auto"/>
+        <w:outlineLvl w:val="2"/>
+        <w:rPr>
+          <w:rFonts w:ascii="Times New Roman" w:eastAsia="Times New Roman" w:hAnsi="Times New Roman" w:cs="Times New Roman"/>
+          <w:b/>
+          <w:bCs/>
+          <w:color w:val="0070C0"/>
+          <w:sz w:val="40"/>
+          <w:szCs w:val="40"/>
+        </w:rPr>
+      </w:pPr>
+      <w:r>
+        <w:rPr>
+          <w:rFonts w:ascii="Times New Roman" w:eastAsia="Times New Roman" w:hAnsi="Times New Roman" w:cs="Times New Roman"/>
+          <w:b/>
+          <w:bCs/>
+          <w:color w:val="0070C0"/>
+          <w:sz w:val="40"/>
+          <w:szCs w:val="40"/>
+        </w:rPr>
+        <w:t xml:space="preserve"> (</w:t>
+      </w:r>
+      <w:r>
+        <w:rPr>
+          <w:rFonts w:ascii="Times New Roman" w:eastAsia="Times New Roman" w:hAnsi="Times New Roman" w:cs="Times New Roman"/>
+          <w:b/>
+          <w:bCs/>
+          <w:color w:val="C00000"/>
+          <w:sz w:val="40"/>
+          <w:szCs w:val="40"/>
+        </w:rPr>
+        <w:t>Amir Nasr Ali</w:t>
+      </w:r>
+      <w:r>
+        <w:rPr>
+          <w:rFonts w:ascii="Times New Roman" w:eastAsia="Times New Roman" w:hAnsi="Times New Roman" w:cs="Times New Roman"/>
+          <w:b/>
+          <w:bCs/>
+          <w:color w:val="0070C0"/>
+          <w:sz w:val="40"/>
+          <w:szCs w:val="40"/>
+        </w:rPr>
+        <w:t>)</w:t>
+      </w:r>
+    </w:p>
+    <w:p>
+      <w:pPr>
+        <w:numPr>
+          <w:ilvl w:val="0"/>
+          <w:numId w:val="21"/>
+        </w:numPr>
+        <w:spacing w:before="100" w:beforeAutospacing="1" w:after="100" w:afterAutospacing="1" w:line="240" w:lineRule="auto"/>
+        <w:rPr>
+          <w:rFonts w:ascii="Times New Roman" w:eastAsia="Times New Roman" w:hAnsi="Times New Roman" w:cs="Times New Roman"/>
+          <w:sz w:val="28"/>
+          <w:szCs w:val="28"/>
+        </w:rPr>
+      </w:pPr>
+      <w:r>
+        <w:rPr>
+          <w:rFonts w:ascii="Times New Roman" w:eastAsia="Times New Roman" w:hAnsi="Times New Roman" w:cs="Times New Roman"/>
+          <w:b/>
+          <w:bCs/>
+          <w:color w:val="FF0000"/>
+          <w:sz w:val="28"/>
+          <w:szCs w:val="28"/>
+        </w:rPr>
+        <w:t>Theoretical Task:</w:t>
+      </w:r>
+      <w:r>
+        <w:rPr>
+          <w:rFonts w:ascii="Times New Roman" w:eastAsia="Times New Roman" w:hAnsi="Times New Roman" w:cs="Times New Roman"/>
+          <w:sz w:val="28"/>
+          <w:szCs w:val="28"/>
+        </w:rPr>
+        <w:t xml:space="preserve"> Explaining the </w:t>
+      </w:r>
+      <w:r>
+        <w:rPr>
+          <w:rFonts w:ascii="Times New Roman" w:eastAsia="Times New Roman" w:hAnsi="Times New Roman" w:cs="Times New Roman"/>
+          <w:b/>
+          <w:bCs/>
+          <w:sz w:val="28"/>
+          <w:szCs w:val="28"/>
+        </w:rPr>
+        <w:t>Innovation &amp; Process Improvement</w:t>
+      </w:r>
+      <w:r>
+        <w:rPr>
+          <w:rFonts w:ascii="Times New Roman" w:eastAsia="Times New Roman" w:hAnsi="Times New Roman" w:cs="Times New Roman"/>
+          <w:sz w:val="28"/>
+          <w:szCs w:val="28"/>
+        </w:rPr>
+        <w:t xml:space="preserve"> through Digital Archiving and QR Codes.</w:t>
+      </w:r>
+    </w:p>
+    <w:p>
+      <w:pPr>
+        <w:numPr>
+          <w:ilvl w:val="0"/>
+          <w:numId w:val="21"/>
+        </w:numPr>
+        <w:spacing w:before="100" w:beforeAutospacing="1" w:after="100" w:afterAutospacing="1" w:line="240" w:lineRule="auto"/>
+        <w:rPr>
+          <w:rFonts w:ascii="Times New Roman" w:eastAsia="Times New Roman" w:hAnsi="Times New Roman" w:cs="Times New Roman"/>
+          <w:color w:val="FF0000"/>
+          <w:sz w:val="28"/>
+          <w:szCs w:val="28"/>
+        </w:rPr>
+      </w:pPr>
+      <w:r>
+        <w:rPr>
+          <w:rFonts w:ascii="Times New Roman" w:eastAsia="Times New Roman" w:hAnsi="Times New Roman" w:cs="Times New Roman"/>
+          <w:b/>
+          <w:bCs/>
+          <w:color w:val="FF0000"/>
+          <w:sz w:val="28"/>
+          <w:szCs w:val="28"/>
+        </w:rPr>
+        <w:t>Design Tasks:</w:t>
+      </w:r>
+    </w:p>
+    <w:p>
+      <w:pPr>
+        <w:numPr>
+          <w:ilvl w:val="1"/>
+          <w:numId w:val="21"/>
+        </w:numPr>
+        <w:spacing w:before="100" w:beforeAutospacing="1" w:after="100" w:afterAutospacing="1" w:line="240" w:lineRule="auto"/>
+        <w:rPr>
+          <w:rFonts w:ascii="Times New Roman" w:eastAsia="Times New Roman" w:hAnsi="Times New Roman" w:cs="Times New Roman"/>
+          <w:sz w:val="28"/>
+          <w:szCs w:val="28"/>
+        </w:rPr>
+      </w:pPr>
+      <w:r>
+        <w:rPr>
+          <w:rFonts w:ascii="Times New Roman" w:eastAsia="Times New Roman" w:hAnsi="Times New Roman" w:cs="Times New Roman"/>
+          <w:b/>
+          <w:bCs/>
+          <w:color w:val="00B0F0"/>
+          <w:sz w:val="28"/>
+          <w:szCs w:val="28"/>
+        </w:rPr>
+        <w:t>Magazine Layout:</w:t>
+      </w:r>
+      <w:r>
+        <w:rPr>
+          <w:rFonts w:ascii="Times New Roman" w:eastAsia="Times New Roman" w:hAnsi="Times New Roman" w:cs="Times New Roman"/>
+          <w:sz w:val="28"/>
+          <w:szCs w:val="28"/>
+        </w:rPr>
+        <w:t xml:space="preserve"> Designing a project magazine (4 to 6 pages) featuring artisans' stories and high-quality craft photography.</w:t>
+      </w:r>
+    </w:p>
+    <w:p>
+      <w:pPr>
+        <w:numPr>
+          <w:ilvl w:val="0"/>
+          <w:numId w:val="21"/>
+        </w:numPr>
+        <w:spacing w:before="100" w:beforeAutospacing="1" w:after="100" w:afterAutospacing="1" w:line="240" w:lineRule="auto"/>
+        <w:rPr>
+          <w:rFonts w:ascii="Times New Roman" w:eastAsia="Times New Roman" w:hAnsi="Times New Roman" w:cs="Times New Roman"/>
+          <w:sz w:val="28"/>
+          <w:szCs w:val="28"/>
+        </w:rPr>
+      </w:pPr>
+      <w:r>
+        <w:rPr>
+          <w:rFonts w:ascii="Times New Roman" w:eastAsia="Times New Roman" w:hAnsi="Times New Roman" w:cs="Times New Roman"/>
+          <w:b/>
+          <w:bCs/>
+          <w:color w:val="FF0000"/>
+          <w:sz w:val="28"/>
+          <w:szCs w:val="28"/>
+        </w:rPr>
+        <w:t>Deliverables:</w:t>
+      </w:r>
+      <w:r>
+        <w:rPr>
+          <w:rFonts w:ascii="Times New Roman" w:eastAsia="Times New Roman" w:hAnsi="Times New Roman" w:cs="Times New Roman"/>
+          <w:color w:val="FF0000"/>
+          <w:sz w:val="28"/>
+          <w:szCs w:val="28"/>
+        </w:rPr>
+        <w:t xml:space="preserve"> </w:t>
+      </w:r>
+      <w:r>
+        <w:rPr>
+          <w:rFonts w:ascii="Times New Roman" w:eastAsia="Times New Roman" w:hAnsi="Times New Roman" w:cs="Times New Roman"/>
+          <w:sz w:val="28"/>
+          <w:szCs w:val="28"/>
+        </w:rPr>
+        <w:t>Magazine Cover + Formatted Internal Pages.</w:t>
+      </w:r>
+    </w:p>
+    <w:p>
+      <w:pPr>
+        <w:spacing w:before="100" w:beforeAutospacing="1" w:after="100" w:afterAutospacing="1" w:line="240" w:lineRule="auto"/>
+        <w:outlineLvl w:val="2"/>
+        <w:rPr>
+          <w:rFonts w:ascii="Times New Roman" w:eastAsia="Times New Roman" w:hAnsi="Times New Roman" w:cs="Times New Roman" w:hint="cs"/>
+          <w:b/>
+          <w:bCs/>
+          <w:sz w:val="28"/>
+          <w:szCs w:val="28"/>
+          <w:rtl/>
+        </w:rPr>
+      </w:pPr>
+      <w:r>
+        <w:rPr>
+          <w:sz w:val="28"/>
+          <w:szCs w:val="28"/>
+          <w:lang w:bidi="ar-EG"/>
+        </w:rPr>
+        <w:pict>
+          <v:rect id="_x0000_i1037" style="width:0;height:1.5pt" o:hralign="center" o:hrstd="t" o:hr="t" fillcolor="#a0a0a0" stroked="f"/>
+        </w:pict>
+      </w:r>
+    </w:p>
+    <w:p>
+      <w:pPr>
+        <w:spacing w:before="100" w:beforeAutospacing="1" w:after="100" w:afterAutospacing="1" w:line="240" w:lineRule="auto"/>
+        <w:outlineLvl w:val="2"/>
+        <w:rPr>
+          <w:rFonts w:ascii="Times New Roman" w:eastAsia="Times New Roman" w:hAnsi="Times New Roman" w:cs="Times New Roman"/>
+          <w:b/>
+          <w:bCs/>
+          <w:color w:val="0070C0"/>
+          <w:sz w:val="40"/>
+          <w:szCs w:val="40"/>
+        </w:rPr>
+      </w:pPr>
+      <w:r>
+        <w:rPr>
+          <w:rFonts w:ascii="Times New Roman" w:eastAsia="Times New Roman" w:hAnsi="Times New Roman" w:cs="Times New Roman"/>
+          <w:b/>
+          <w:bCs/>
+          <w:color w:val="0070C0"/>
+          <w:sz w:val="40"/>
+          <w:szCs w:val="40"/>
+        </w:rPr>
+        <w:t>Member 6: Presentation &amp; Advertising Lead (Your Role)</w:t>
+      </w:r>
+      <w:r>
+        <w:rPr>
+          <w:rFonts w:ascii="Times New Roman" w:eastAsia="Times New Roman" w:hAnsi="Times New Roman" w:cs="Times New Roman"/>
+          <w:b/>
+          <w:bCs/>
+          <w:color w:val="0070C0"/>
+          <w:sz w:val="40"/>
+          <w:szCs w:val="40"/>
+        </w:rPr>
+        <w:t xml:space="preserve"> (</w:t>
+      </w:r>
+      <w:proofErr w:type="spellStart"/>
+      <w:r>
+        <w:rPr>
+          <w:rFonts w:ascii="Times New Roman" w:eastAsia="Times New Roman" w:hAnsi="Times New Roman" w:cs="Times New Roman"/>
+          <w:b/>
+          <w:bCs/>
+          <w:color w:val="C00000"/>
+          <w:sz w:val="40"/>
+          <w:szCs w:val="40"/>
+        </w:rPr>
+        <w:t>Reham</w:t>
+      </w:r>
+      <w:proofErr w:type="spellEnd"/>
+      <w:r>
+        <w:rPr>
+          <w:rFonts w:ascii="Times New Roman" w:eastAsia="Times New Roman" w:hAnsi="Times New Roman" w:cs="Times New Roman"/>
+          <w:b/>
+          <w:bCs/>
+          <w:color w:val="C00000"/>
+          <w:sz w:val="40"/>
+          <w:szCs w:val="40"/>
+        </w:rPr>
+        <w:t xml:space="preserve"> </w:t>
+      </w:r>
+      <w:proofErr w:type="spellStart"/>
+      <w:r>
+        <w:rPr>
+          <w:rFonts w:ascii="Times New Roman" w:eastAsia="Times New Roman" w:hAnsi="Times New Roman" w:cs="Times New Roman"/>
+          <w:b/>
+          <w:bCs/>
+          <w:color w:val="C00000"/>
+          <w:sz w:val="40"/>
+          <w:szCs w:val="40"/>
+        </w:rPr>
+        <w:t>Ragab</w:t>
+      </w:r>
+      <w:proofErr w:type="spellEnd"/>
+      <w:r>
+        <w:rPr>
+          <w:rFonts w:ascii="Times New Roman" w:eastAsia="Times New Roman" w:hAnsi="Times New Roman" w:cs="Times New Roman"/>
+          <w:b/>
+          <w:bCs/>
+          <w:color w:val="0070C0"/>
+          <w:sz w:val="40"/>
+          <w:szCs w:val="40"/>
+        </w:rPr>
+        <w:t>)</w:t>
+      </w:r>
+    </w:p>
+    <w:p>
+      <w:pPr>
+        <w:numPr>
+          <w:ilvl w:val="0"/>
+          <w:numId w:val="22"/>
+        </w:numPr>
+        <w:spacing w:before="100" w:beforeAutospacing="1" w:after="100" w:afterAutospacing="1" w:line="240" w:lineRule="auto"/>
+        <w:rPr>
+          <w:rFonts w:ascii="Times New Roman" w:eastAsia="Times New Roman" w:hAnsi="Times New Roman" w:cs="Times New Roman"/>
+          <w:sz w:val="28"/>
+          <w:szCs w:val="28"/>
+        </w:rPr>
+      </w:pPr>
+      <w:r>
+        <w:rPr>
+          <w:rFonts w:ascii="Times New Roman" w:eastAsia="Times New Roman" w:hAnsi="Times New Roman" w:cs="Times New Roman"/>
+          <w:b/>
+          <w:bCs/>
+          <w:color w:val="FF0000"/>
+          <w:sz w:val="28"/>
+          <w:szCs w:val="28"/>
+        </w:rPr>
+        <w:t>Theoretical Task:</w:t>
+      </w:r>
+      <w:r>
+        <w:rPr>
+          <w:rFonts w:ascii="Times New Roman" w:eastAsia="Times New Roman" w:hAnsi="Times New Roman" w:cs="Times New Roman"/>
+          <w:color w:val="FF0000"/>
+          <w:sz w:val="28"/>
+          <w:szCs w:val="28"/>
+        </w:rPr>
+        <w:t xml:space="preserve"> </w:t>
+      </w:r>
+      <w:r>
+        <w:rPr>
+          <w:rFonts w:ascii="Times New Roman" w:eastAsia="Times New Roman" w:hAnsi="Times New Roman" w:cs="Times New Roman"/>
+          <w:sz w:val="28"/>
+          <w:szCs w:val="28"/>
+        </w:rPr>
+        <w:t xml:space="preserve">Performing the </w:t>
+      </w:r>
+      <w:r>
+        <w:rPr>
+          <w:rFonts w:ascii="Times New Roman" w:eastAsia="Times New Roman" w:hAnsi="Times New Roman" w:cs="Times New Roman"/>
+          <w:b/>
+          <w:bCs/>
+          <w:sz w:val="28"/>
+          <w:szCs w:val="28"/>
+        </w:rPr>
+        <w:t>Final Editing</w:t>
+      </w:r>
+      <w:r>
+        <w:rPr>
+          <w:rFonts w:ascii="Times New Roman" w:eastAsia="Times New Roman" w:hAnsi="Times New Roman" w:cs="Times New Roman"/>
+          <w:sz w:val="28"/>
+          <w:szCs w:val="28"/>
+        </w:rPr>
+        <w:t xml:space="preserve"> and ensuring the tone of voice is consistent across all sections.</w:t>
+      </w:r>
+    </w:p>
+    <w:p>
+      <w:pPr>
+        <w:numPr>
+          <w:ilvl w:val="0"/>
+          <w:numId w:val="22"/>
+        </w:numPr>
+        <w:spacing w:before="100" w:beforeAutospacing="1" w:after="100" w:afterAutospacing="1" w:line="240" w:lineRule="auto"/>
+        <w:rPr>
+          <w:rFonts w:ascii="Times New Roman" w:eastAsia="Times New Roman" w:hAnsi="Times New Roman" w:cs="Times New Roman"/>
+          <w:color w:val="FF0000"/>
+          <w:sz w:val="28"/>
+          <w:szCs w:val="28"/>
+        </w:rPr>
+      </w:pPr>
+      <w:r>
+        <w:rPr>
+          <w:rFonts w:ascii="Times New Roman" w:eastAsia="Times New Roman" w:hAnsi="Times New Roman" w:cs="Times New Roman"/>
+          <w:b/>
+          <w:bCs/>
+          <w:color w:val="FF0000"/>
+          <w:sz w:val="28"/>
+          <w:szCs w:val="28"/>
+        </w:rPr>
+        <w:t>Design Tasks:</w:t>
+      </w:r>
+    </w:p>
+    <w:p>
+      <w:pPr>
+        <w:numPr>
+          <w:ilvl w:val="1"/>
+          <w:numId w:val="22"/>
+        </w:numPr>
+        <w:spacing w:before="100" w:beforeAutospacing="1" w:after="100" w:afterAutospacing="1" w:line="240" w:lineRule="auto"/>
+        <w:rPr>
+          <w:rFonts w:ascii="Times New Roman" w:eastAsia="Times New Roman" w:hAnsi="Times New Roman" w:cs="Times New Roman"/>
+          <w:sz w:val="28"/>
+          <w:szCs w:val="28"/>
+        </w:rPr>
+      </w:pPr>
+      <w:r>
+        <w:rPr>
+          <w:rFonts w:ascii="Times New Roman" w:eastAsia="Times New Roman" w:hAnsi="Times New Roman" w:cs="Times New Roman"/>
+          <w:b/>
+          <w:bCs/>
+          <w:color w:val="00B0F0"/>
+          <w:sz w:val="28"/>
+          <w:szCs w:val="28"/>
+        </w:rPr>
+        <w:t>Main Poster:</w:t>
+      </w:r>
+      <w:r>
+        <w:rPr>
+          <w:rFonts w:ascii="Times New Roman" w:eastAsia="Times New Roman" w:hAnsi="Times New Roman" w:cs="Times New Roman"/>
+          <w:sz w:val="28"/>
+          <w:szCs w:val="28"/>
+        </w:rPr>
+        <w:t xml:space="preserve"> Designing a high-impact advertising poster for the project using Photoshop.</w:t>
+      </w:r>
+    </w:p>
+    <w:p>
+      <w:pPr>
+        <w:numPr>
+          <w:ilvl w:val="1"/>
+          <w:numId w:val="22"/>
+        </w:numPr>
+        <w:spacing w:before="100" w:beforeAutospacing="1" w:after="100" w:afterAutospacing="1" w:line="240" w:lineRule="auto"/>
+        <w:rPr>
+          <w:rFonts w:ascii="Times New Roman" w:eastAsia="Times New Roman" w:hAnsi="Times New Roman" w:cs="Times New Roman"/>
+          <w:sz w:val="28"/>
+          <w:szCs w:val="28"/>
+        </w:rPr>
+      </w:pPr>
+      <w:r>
+        <w:rPr>
+          <w:rFonts w:ascii="Times New Roman" w:eastAsia="Times New Roman" w:hAnsi="Times New Roman" w:cs="Times New Roman"/>
+          <w:b/>
+          <w:bCs/>
+          <w:color w:val="00B0F0"/>
+          <w:sz w:val="28"/>
+          <w:szCs w:val="28"/>
+        </w:rPr>
+        <w:t>Final Presentation:</w:t>
+      </w:r>
+      <w:r>
+        <w:rPr>
+          <w:rFonts w:ascii="Times New Roman" w:eastAsia="Times New Roman" w:hAnsi="Times New Roman" w:cs="Times New Roman"/>
+          <w:color w:val="00B0F0"/>
+          <w:sz w:val="28"/>
+          <w:szCs w:val="28"/>
+        </w:rPr>
+        <w:t xml:space="preserve"> </w:t>
+      </w:r>
+      <w:r>
+        <w:rPr>
+          <w:rFonts w:ascii="Times New Roman" w:eastAsia="Times New Roman" w:hAnsi="Times New Roman" w:cs="Times New Roman"/>
+          <w:sz w:val="28"/>
+          <w:szCs w:val="28"/>
+        </w:rPr>
+        <w:t>Compiling all team members' work into a cohesive and visually stunning presentation deck (PowerPoint/</w:t>
+      </w:r>
+      <w:proofErr w:type="spellStart"/>
+      <w:r>
+        <w:rPr>
+          <w:rFonts w:ascii="Times New Roman" w:eastAsia="Times New Roman" w:hAnsi="Times New Roman" w:cs="Times New Roman"/>
+          <w:sz w:val="28"/>
+          <w:szCs w:val="28"/>
+        </w:rPr>
+        <w:t>Canva</w:t>
+      </w:r>
+      <w:proofErr w:type="spellEnd"/>
+      <w:r>
+        <w:rPr>
+          <w:rFonts w:ascii="Times New Roman" w:eastAsia="Times New Roman" w:hAnsi="Times New Roman" w:cs="Times New Roman"/>
+          <w:sz w:val="28"/>
+          <w:szCs w:val="28"/>
+        </w:rPr>
+        <w:t>).</w:t>
+      </w:r>
+    </w:p>
+    <w:p>
+      <w:pPr>
+        <w:numPr>
+          <w:ilvl w:val="0"/>
+          <w:numId w:val="22"/>
+        </w:numPr>
+        <w:spacing w:before="100" w:beforeAutospacing="1" w:after="100" w:afterAutospacing="1" w:line="240" w:lineRule="auto"/>
+        <w:rPr>
+          <w:rFonts w:ascii="Times New Roman" w:eastAsia="Times New Roman" w:hAnsi="Times New Roman" w:cs="Times New Roman"/>
+          <w:sz w:val="28"/>
+          <w:szCs w:val="28"/>
+        </w:rPr>
+      </w:pPr>
+      <w:r>
+        <w:rPr>
+          <w:rFonts w:ascii="Times New Roman" w:eastAsia="Times New Roman" w:hAnsi="Times New Roman" w:cs="Times New Roman"/>
+          <w:b/>
+          <w:bCs/>
+          <w:color w:val="FF0000"/>
+          <w:sz w:val="28"/>
+          <w:szCs w:val="28"/>
+        </w:rPr>
+        <w:lastRenderedPageBreak/>
+        <w:t>Deliverables:</w:t>
+      </w:r>
+      <w:r>
+        <w:rPr>
+          <w:rFonts w:ascii="Times New Roman" w:eastAsia="Times New Roman" w:hAnsi="Times New Roman" w:cs="Times New Roman"/>
+          <w:color w:val="FF0000"/>
+          <w:sz w:val="28"/>
+          <w:szCs w:val="28"/>
+        </w:rPr>
+        <w:t xml:space="preserve"> </w:t>
+      </w:r>
+      <w:r>
+        <w:rPr>
+          <w:rFonts w:ascii="Times New Roman" w:eastAsia="Times New Roman" w:hAnsi="Times New Roman" w:cs="Times New Roman"/>
+          <w:sz w:val="28"/>
+          <w:szCs w:val="28"/>
+        </w:rPr>
+        <w:t xml:space="preserve">1 Main Advertising Poster + </w:t>
+      </w:r>
+      <w:proofErr w:type="gramStart"/>
+      <w:r>
+        <w:rPr>
+          <w:rFonts w:ascii="Times New Roman" w:eastAsia="Times New Roman" w:hAnsi="Times New Roman" w:cs="Times New Roman"/>
+          <w:sz w:val="28"/>
+          <w:szCs w:val="28"/>
+        </w:rPr>
+        <w:t>The</w:t>
+      </w:r>
+      <w:proofErr w:type="gramEnd"/>
+      <w:r>
+        <w:rPr>
+          <w:rFonts w:ascii="Times New Roman" w:eastAsia="Times New Roman" w:hAnsi="Times New Roman" w:cs="Times New Roman"/>
+          <w:sz w:val="28"/>
+          <w:szCs w:val="28"/>
+        </w:rPr>
+        <w:t xml:space="preserve"> Complete Project Presentation.</w:t>
+      </w:r>
+    </w:p>
+    <w:p>
+      <w:pPr>
+        <w:spacing w:before="100" w:beforeAutospacing="1" w:after="100" w:afterAutospacing="1" w:line="240" w:lineRule="auto"/>
+        <w:rPr>
+          <w:rFonts w:eastAsia="Times New Roman" w:cstheme="minorHAnsi" w:hint="cs"/>
+          <w:color w:val="C00000"/>
+          <w:sz w:val="48"/>
+          <w:szCs w:val="48"/>
+          <w:rtl/>
+        </w:rPr>
+      </w:pPr>
+      <w:r>
+        <w:rPr>
+          <w:sz w:val="28"/>
+          <w:szCs w:val="28"/>
+          <w:lang w:bidi="ar-EG"/>
+        </w:rPr>
+        <w:pict>
+          <v:rect id="_x0000_i1039" style="width:0;height:1.5pt" o:hralign="center" o:hrstd="t" o:hr="t" fillcolor="#a0a0a0" stroked="f"/>
+        </w:pict>
+      </w:r>
+    </w:p>
+    <w:p>
+      <w:pPr>
+        <w:spacing w:before="100" w:beforeAutospacing="1" w:after="100" w:afterAutospacing="1" w:line="240" w:lineRule="auto"/>
+        <w:rPr>
+          <w:rFonts w:eastAsia="Times New Roman" w:cstheme="minorHAnsi"/>
+          <w:b/>
+          <w:bCs/>
+          <w:color w:val="C00000"/>
+          <w:sz w:val="48"/>
+          <w:szCs w:val="48"/>
+        </w:rPr>
+      </w:pPr>
+      <w:r>
+        <w:rPr>
+          <w:rFonts w:eastAsia="Times New Roman" w:cstheme="minorHAnsi"/>
+          <w:b/>
+          <w:bCs/>
+          <w:color w:val="C00000"/>
+          <w:sz w:val="48"/>
+          <w:szCs w:val="48"/>
+        </w:rPr>
+        <w:t>Team Collaboration Note</w:t>
+      </w:r>
+    </w:p>
+    <w:p>
+      <w:pPr>
+        <w:spacing w:before="100" w:beforeAutospacing="1" w:after="100" w:afterAutospacing="1" w:line="240" w:lineRule="auto"/>
+        <w:rPr>
+          <w:rFonts w:eastAsia="Times New Roman" w:cstheme="minorHAnsi"/>
+          <w:color w:val="C00000"/>
+          <w:sz w:val="48"/>
+          <w:szCs w:val="48"/>
+        </w:rPr>
+      </w:pPr>
+      <w:r>
+        <w:rPr>
+          <w:rFonts w:eastAsia="Times New Roman" w:cstheme="minorHAnsi"/>
+          <w:color w:val="C00000"/>
+          <w:sz w:val="48"/>
+          <w:szCs w:val="48"/>
+        </w:rPr>
+        <w:t xml:space="preserve">"Please note that this task allocation is </w:t>
+      </w:r>
+      <w:r>
+        <w:rPr>
+          <w:rFonts w:eastAsia="Times New Roman" w:cstheme="minorHAnsi"/>
+          <w:b/>
+          <w:bCs/>
+          <w:color w:val="C00000"/>
+          <w:sz w:val="48"/>
+          <w:szCs w:val="48"/>
+        </w:rPr>
+        <w:t>flexible</w:t>
+      </w:r>
+      <w:r>
+        <w:rPr>
+          <w:rFonts w:eastAsia="Times New Roman" w:cstheme="minorHAnsi"/>
+          <w:color w:val="C00000"/>
+          <w:sz w:val="48"/>
+          <w:szCs w:val="48"/>
+        </w:rPr>
+        <w:t xml:space="preserve"> and subject to change based on the project's needs. Our team operates as </w:t>
+      </w:r>
+      <w:r>
+        <w:rPr>
+          <w:rFonts w:eastAsia="Times New Roman" w:cstheme="minorHAnsi"/>
+          <w:b/>
+          <w:bCs/>
+          <w:color w:val="C00000"/>
+          <w:sz w:val="48"/>
+          <w:szCs w:val="48"/>
+        </w:rPr>
+        <w:t>one unit</w:t>
+      </w:r>
+      <w:r>
+        <w:rPr>
+          <w:rFonts w:eastAsia="Times New Roman" w:cstheme="minorHAnsi"/>
+          <w:color w:val="C00000"/>
+          <w:sz w:val="48"/>
+          <w:szCs w:val="48"/>
+        </w:rPr>
+        <w:t xml:space="preserve">, working hand-in-hand to ensure the success of </w:t>
+      </w:r>
+      <w:proofErr w:type="spellStart"/>
+      <w:r>
+        <w:rPr>
+          <w:rFonts w:eastAsia="Times New Roman" w:cstheme="minorHAnsi"/>
+          <w:b/>
+          <w:bCs/>
+          <w:color w:val="C00000"/>
+          <w:sz w:val="48"/>
+          <w:szCs w:val="48"/>
+        </w:rPr>
+        <w:t>Athar</w:t>
+      </w:r>
+      <w:proofErr w:type="spellEnd"/>
+      <w:r>
+        <w:rPr>
+          <w:rFonts w:eastAsia="Times New Roman" w:cstheme="minorHAnsi"/>
+          <w:color w:val="C00000"/>
+          <w:sz w:val="48"/>
+          <w:szCs w:val="48"/>
+        </w:rPr>
+        <w:t xml:space="preserve">. We believe in </w:t>
+      </w:r>
+      <w:r>
+        <w:rPr>
+          <w:rFonts w:eastAsia="Times New Roman" w:cstheme="minorHAnsi"/>
+          <w:b/>
+          <w:bCs/>
+          <w:color w:val="C00000"/>
+          <w:sz w:val="48"/>
+          <w:szCs w:val="48"/>
+        </w:rPr>
+        <w:t>mutual support</w:t>
+      </w:r>
+      <w:r>
+        <w:rPr>
+          <w:rFonts w:eastAsia="Times New Roman" w:cstheme="minorHAnsi"/>
+          <w:color w:val="C00000"/>
+          <w:sz w:val="48"/>
+          <w:szCs w:val="48"/>
+        </w:rPr>
+        <w:t xml:space="preserve"> and collaborative effort, where every member is ready to assist others to achieve our shared vision."</w:t>
+      </w:r>
+    </w:p>
+    <w:p>
+      <w:pPr>
+        <w:spacing w:before="100" w:beforeAutospacing="1" w:after="100" w:afterAutospacing="1" w:line="240" w:lineRule="auto"/>
+        <w:rPr>
+          <w:rFonts w:eastAsia="Times New Roman" w:cstheme="minorHAnsi" w:hint="cs"/>
+          <w:color w:val="0070C0"/>
+          <w:sz w:val="28"/>
+          <w:szCs w:val="28"/>
+          <w:rtl/>
+        </w:rPr>
+      </w:pPr>
+      <w:r>
+        <w:rPr>
+          <w:sz w:val="28"/>
+          <w:szCs w:val="28"/>
+          <w:lang w:bidi="ar-EG"/>
+        </w:rPr>
+        <w:pict>
+          <v:rect id="_x0000_i1040" style="width:0;height:1.5pt" o:hralign="center" o:hrstd="t" o:hr="t" fillcolor="#a0a0a0" stroked="f"/>
+        </w:pict>
+      </w:r>
+      <w:bookmarkStart w:id="0" w:name="_GoBack"/>
+      <w:bookmarkEnd w:id="0"/>
+    </w:p>
+    <w:p>
+      <w:pPr>
+        <w:spacing w:before="100" w:beforeAutospacing="1" w:after="100" w:afterAutospacing="1" w:line="240" w:lineRule="auto"/>
+        <w:rPr>
+          <w:rFonts w:eastAsia="Times New Roman" w:cstheme="minorHAnsi" w:hint="cs"/>
+          <w:color w:val="C00000"/>
+          <w:sz w:val="40"/>
+          <w:szCs w:val="40"/>
+          <w:rtl/>
+        </w:rPr>
+      </w:pPr>
+      <w:proofErr w:type="gramStart"/>
+      <w:r>
+        <w:rPr>
+          <w:rFonts w:eastAsia="Times New Roman" w:cstheme="minorHAnsi"/>
+          <w:color w:val="0070C0"/>
+          <w:sz w:val="40"/>
+          <w:szCs w:val="40"/>
+        </w:rPr>
         <w:t xml:space="preserve">By </w:t>
       </w:r>
       <w:r>
@@ -1825,6 +4568,29 @@
         </w:rPr>
         <w:t>Team 5  (YAT710_ONL_DRT4)</w:t>
       </w:r>
+    </w:p>
+    <w:p>
+      <w:pPr>
+        <w:spacing w:before="100" w:beforeAutospacing="1" w:after="100" w:afterAutospacing="1" w:line="240" w:lineRule="auto"/>
+        <w:rPr>
+          <w:rFonts w:eastAsia="Times New Roman" w:cstheme="minorHAnsi" w:hint="cs"/>
+          <w:color w:val="C00000"/>
+          <w:sz w:val="40"/>
+          <w:szCs w:val="40"/>
+          <w:rtl/>
+        </w:rPr>
+      </w:pPr>
+    </w:p>
+    <w:p>
+      <w:pPr>
+        <w:spacing w:before="100" w:beforeAutospacing="1" w:after="100" w:afterAutospacing="1" w:line="240" w:lineRule="auto"/>
+        <w:rPr>
+          <w:rFonts w:eastAsia="Times New Roman" w:cstheme="minorHAnsi"/>
+          <w:color w:val="C00000"/>
+          <w:sz w:val="28"/>
+          <w:szCs w:val="28"/>
+        </w:rPr>
+      </w:pPr>
     </w:p>
     <w:p>
       <w:pPr>
@@ -2112,6 +4878,155 @@
     </w:lvl>
   </w:abstractNum>
   <w:abstractNum w:abstractNumId="2">
+    <w:nsid w:val="15E63F7B"/>
+    <w:multiLevelType w:val="multilevel"/>
+    <w:tmpl w:val="48B81A36"/>
+    <w:lvl w:ilvl="0">
+      <w:start w:val="1"/>
+      <w:numFmt w:val="bullet"/>
+      <w:lvlText w:val=""/>
+      <w:lvlJc w:val="left"/>
+      <w:pPr>
+        <w:tabs>
+          <w:tab w:val="num" w:pos="720"/>
+        </w:tabs>
+        <w:ind w:left="720" w:hanging="360"/>
+      </w:pPr>
+      <w:rPr>
+        <w:rFonts w:ascii="Symbol" w:hAnsi="Symbol" w:hint="default"/>
+        <w:color w:val="FF0000"/>
+        <w:sz w:val="20"/>
+      </w:rPr>
+    </w:lvl>
+    <w:lvl w:ilvl="1">
+      <w:start w:val="1"/>
+      <w:numFmt w:val="decimal"/>
+      <w:lvlText w:val="%2."/>
+      <w:lvlJc w:val="left"/>
+      <w:pPr>
+        <w:tabs>
+          <w:tab w:val="num" w:pos="1440"/>
+        </w:tabs>
+        <w:ind w:left="1440" w:hanging="360"/>
+      </w:pPr>
+      <w:rPr>
+        <w:color w:val="00B0F0"/>
+      </w:rPr>
+    </w:lvl>
+    <w:lvl w:ilvl="2" w:tentative="1">
+      <w:start w:val="1"/>
+      <w:numFmt w:val="bullet"/>
+      <w:lvlText w:val=""/>
+      <w:lvlJc w:val="left"/>
+      <w:pPr>
+        <w:tabs>
+          <w:tab w:val="num" w:pos="2160"/>
+        </w:tabs>
+        <w:ind w:left="2160" w:hanging="360"/>
+      </w:pPr>
+      <w:rPr>
+        <w:rFonts w:ascii="Wingdings" w:hAnsi="Wingdings" w:hint="default"/>
+        <w:sz w:val="20"/>
+      </w:rPr>
+    </w:lvl>
+    <w:lvl w:ilvl="3" w:tentative="1">
+      <w:start w:val="1"/>
+      <w:numFmt w:val="bullet"/>
+      <w:lvlText w:val=""/>
+      <w:lvlJc w:val="left"/>
+      <w:pPr>
+        <w:tabs>
+          <w:tab w:val="num" w:pos="2880"/>
+        </w:tabs>
+        <w:ind w:left="2880" w:hanging="360"/>
+      </w:pPr>
+      <w:rPr>
+        <w:rFonts w:ascii="Wingdings" w:hAnsi="Wingdings" w:hint="default"/>
+        <w:sz w:val="20"/>
+      </w:rPr>
+    </w:lvl>
+    <w:lvl w:ilvl="4" w:tentative="1">
+      <w:start w:val="1"/>
+      <w:numFmt w:val="bullet"/>
+      <w:lvlText w:val=""/>
+      <w:lvlJc w:val="left"/>
+      <w:pPr>
+        <w:tabs>
+          <w:tab w:val="num" w:pos="3600"/>
+        </w:tabs>
+        <w:ind w:left="3600" w:hanging="360"/>
+      </w:pPr>
+      <w:rPr>
+        <w:rFonts w:ascii="Wingdings" w:hAnsi="Wingdings" w:hint="default"/>
+        <w:sz w:val="20"/>
+      </w:rPr>
+    </w:lvl>
+    <w:lvl w:ilvl="5" w:tentative="1">
+      <w:start w:val="1"/>
+      <w:numFmt w:val="bullet"/>
+      <w:lvlText w:val=""/>
+      <w:lvlJc w:val="left"/>
+      <w:pPr>
+        <w:tabs>
+          <w:tab w:val="num" w:pos="4320"/>
+        </w:tabs>
+        <w:ind w:left="4320" w:hanging="360"/>
+      </w:pPr>
+      <w:rPr>
+        <w:rFonts w:ascii="Wingdings" w:hAnsi="Wingdings" w:hint="default"/>
+        <w:sz w:val="20"/>
+      </w:rPr>
+    </w:lvl>
+    <w:lvl w:ilvl="6" w:tentative="1">
+      <w:start w:val="1"/>
+      <w:numFmt w:val="bullet"/>
+      <w:lvlText w:val=""/>
+      <w:lvlJc w:val="left"/>
+      <w:pPr>
+        <w:tabs>
+          <w:tab w:val="num" w:pos="5040"/>
+        </w:tabs>
+        <w:ind w:left="5040" w:hanging="360"/>
+      </w:pPr>
+      <w:rPr>
+        <w:rFonts w:ascii="Wingdings" w:hAnsi="Wingdings" w:hint="default"/>
+        <w:sz w:val="20"/>
+      </w:rPr>
+    </w:lvl>
+    <w:lvl w:ilvl="7" w:tentative="1">
+      <w:start w:val="1"/>
+      <w:numFmt w:val="bullet"/>
+      <w:lvlText w:val=""/>
+      <w:lvlJc w:val="left"/>
+      <w:pPr>
+        <w:tabs>
+          <w:tab w:val="num" w:pos="5760"/>
+        </w:tabs>
+        <w:ind w:left="5760" w:hanging="360"/>
+      </w:pPr>
+      <w:rPr>
+        <w:rFonts w:ascii="Wingdings" w:hAnsi="Wingdings" w:hint="default"/>
+        <w:sz w:val="20"/>
+      </w:rPr>
+    </w:lvl>
+    <w:lvl w:ilvl="8" w:tentative="1">
+      <w:start w:val="1"/>
+      <w:numFmt w:val="bullet"/>
+      <w:lvlText w:val=""/>
+      <w:lvlJc w:val="left"/>
+      <w:pPr>
+        <w:tabs>
+          <w:tab w:val="num" w:pos="6480"/>
+        </w:tabs>
+        <w:ind w:left="6480" w:hanging="360"/>
+      </w:pPr>
+      <w:rPr>
+        <w:rFonts w:ascii="Wingdings" w:hAnsi="Wingdings" w:hint="default"/>
+        <w:sz w:val="20"/>
+      </w:rPr>
+    </w:lvl>
+  </w:abstractNum>
+  <w:abstractNum w:abstractNumId="3">
     <w:nsid w:val="1A31106D"/>
     <w:multiLevelType w:val="multilevel"/>
     <w:tmpl w:val="BFC209F0"/>
@@ -2260,7 +5175,7 @@
       </w:rPr>
     </w:lvl>
   </w:abstractNum>
-  <w:abstractNum w:abstractNumId="3">
+  <w:abstractNum w:abstractNumId="4">
     <w:nsid w:val="1C8C5D38"/>
     <w:multiLevelType w:val="hybridMultilevel"/>
     <w:tmpl w:val="D056FBF6"/>
@@ -2374,7 +5289,7 @@
       </w:rPr>
     </w:lvl>
   </w:abstractNum>
-  <w:abstractNum w:abstractNumId="4">
+  <w:abstractNum w:abstractNumId="5">
     <w:nsid w:val="1ED4713F"/>
     <w:multiLevelType w:val="multilevel"/>
     <w:tmpl w:val="8C66BED2"/>
@@ -2523,7 +5438,305 @@
       </w:rPr>
     </w:lvl>
   </w:abstractNum>
-  <w:abstractNum w:abstractNumId="5">
+  <w:abstractNum w:abstractNumId="6">
+    <w:nsid w:val="22CA52AC"/>
+    <w:multiLevelType w:val="multilevel"/>
+    <w:tmpl w:val="C562F5E4"/>
+    <w:lvl w:ilvl="0">
+      <w:start w:val="1"/>
+      <w:numFmt w:val="bullet"/>
+      <w:lvlText w:val=""/>
+      <w:lvlJc w:val="left"/>
+      <w:pPr>
+        <w:tabs>
+          <w:tab w:val="num" w:pos="720"/>
+        </w:tabs>
+        <w:ind w:left="720" w:hanging="360"/>
+      </w:pPr>
+      <w:rPr>
+        <w:rFonts w:ascii="Symbol" w:hAnsi="Symbol" w:hint="default"/>
+        <w:color w:val="FF0000"/>
+        <w:sz w:val="20"/>
+      </w:rPr>
+    </w:lvl>
+    <w:lvl w:ilvl="1">
+      <w:start w:val="1"/>
+      <w:numFmt w:val="decimal"/>
+      <w:lvlText w:val="%2."/>
+      <w:lvlJc w:val="left"/>
+      <w:pPr>
+        <w:tabs>
+          <w:tab w:val="num" w:pos="1440"/>
+        </w:tabs>
+        <w:ind w:left="1440" w:hanging="360"/>
+      </w:pPr>
+      <w:rPr>
+        <w:color w:val="00B0F0"/>
+      </w:rPr>
+    </w:lvl>
+    <w:lvl w:ilvl="2" w:tentative="1">
+      <w:start w:val="1"/>
+      <w:numFmt w:val="bullet"/>
+      <w:lvlText w:val=""/>
+      <w:lvlJc w:val="left"/>
+      <w:pPr>
+        <w:tabs>
+          <w:tab w:val="num" w:pos="2160"/>
+        </w:tabs>
+        <w:ind w:left="2160" w:hanging="360"/>
+      </w:pPr>
+      <w:rPr>
+        <w:rFonts w:ascii="Wingdings" w:hAnsi="Wingdings" w:hint="default"/>
+        <w:sz w:val="20"/>
+      </w:rPr>
+    </w:lvl>
+    <w:lvl w:ilvl="3" w:tentative="1">
+      <w:start w:val="1"/>
+      <w:numFmt w:val="bullet"/>
+      <w:lvlText w:val=""/>
+      <w:lvlJc w:val="left"/>
+      <w:pPr>
+        <w:tabs>
+          <w:tab w:val="num" w:pos="2880"/>
+        </w:tabs>
+        <w:ind w:left="2880" w:hanging="360"/>
+      </w:pPr>
+      <w:rPr>
+        <w:rFonts w:ascii="Wingdings" w:hAnsi="Wingdings" w:hint="default"/>
+        <w:sz w:val="20"/>
+      </w:rPr>
+    </w:lvl>
+    <w:lvl w:ilvl="4" w:tentative="1">
+      <w:start w:val="1"/>
+      <w:numFmt w:val="bullet"/>
+      <w:lvlText w:val=""/>
+      <w:lvlJc w:val="left"/>
+      <w:pPr>
+        <w:tabs>
+          <w:tab w:val="num" w:pos="3600"/>
+        </w:tabs>
+        <w:ind w:left="3600" w:hanging="360"/>
+      </w:pPr>
+      <w:rPr>
+        <w:rFonts w:ascii="Wingdings" w:hAnsi="Wingdings" w:hint="default"/>
+        <w:sz w:val="20"/>
+      </w:rPr>
+    </w:lvl>
+    <w:lvl w:ilvl="5" w:tentative="1">
+      <w:start w:val="1"/>
+      <w:numFmt w:val="bullet"/>
+      <w:lvlText w:val=""/>
+      <w:lvlJc w:val="left"/>
+      <w:pPr>
+        <w:tabs>
+          <w:tab w:val="num" w:pos="4320"/>
+        </w:tabs>
+        <w:ind w:left="4320" w:hanging="360"/>
+      </w:pPr>
+      <w:rPr>
+        <w:rFonts w:ascii="Wingdings" w:hAnsi="Wingdings" w:hint="default"/>
+        <w:sz w:val="20"/>
+      </w:rPr>
+    </w:lvl>
+    <w:lvl w:ilvl="6" w:tentative="1">
+      <w:start w:val="1"/>
+      <w:numFmt w:val="bullet"/>
+      <w:lvlText w:val=""/>
+      <w:lvlJc w:val="left"/>
+      <w:pPr>
+        <w:tabs>
+          <w:tab w:val="num" w:pos="5040"/>
+        </w:tabs>
+        <w:ind w:left="5040" w:hanging="360"/>
+      </w:pPr>
+      <w:rPr>
+        <w:rFonts w:ascii="Wingdings" w:hAnsi="Wingdings" w:hint="default"/>
+        <w:sz w:val="20"/>
+      </w:rPr>
+    </w:lvl>
+    <w:lvl w:ilvl="7" w:tentative="1">
+      <w:start w:val="1"/>
+      <w:numFmt w:val="bullet"/>
+      <w:lvlText w:val=""/>
+      <w:lvlJc w:val="left"/>
+      <w:pPr>
+        <w:tabs>
+          <w:tab w:val="num" w:pos="5760"/>
+        </w:tabs>
+        <w:ind w:left="5760" w:hanging="360"/>
+      </w:pPr>
+      <w:rPr>
+        <w:rFonts w:ascii="Wingdings" w:hAnsi="Wingdings" w:hint="default"/>
+        <w:sz w:val="20"/>
+      </w:rPr>
+    </w:lvl>
+    <w:lvl w:ilvl="8" w:tentative="1">
+      <w:start w:val="1"/>
+      <w:numFmt w:val="bullet"/>
+      <w:lvlText w:val=""/>
+      <w:lvlJc w:val="left"/>
+      <w:pPr>
+        <w:tabs>
+          <w:tab w:val="num" w:pos="6480"/>
+        </w:tabs>
+        <w:ind w:left="6480" w:hanging="360"/>
+      </w:pPr>
+      <w:rPr>
+        <w:rFonts w:ascii="Wingdings" w:hAnsi="Wingdings" w:hint="default"/>
+        <w:sz w:val="20"/>
+      </w:rPr>
+    </w:lvl>
+  </w:abstractNum>
+  <w:abstractNum w:abstractNumId="7">
+    <w:nsid w:val="257F3FEB"/>
+    <w:multiLevelType w:val="multilevel"/>
+    <w:tmpl w:val="479EC760"/>
+    <w:lvl w:ilvl="0">
+      <w:start w:val="1"/>
+      <w:numFmt w:val="bullet"/>
+      <w:lvlText w:val=""/>
+      <w:lvlJc w:val="left"/>
+      <w:pPr>
+        <w:tabs>
+          <w:tab w:val="num" w:pos="720"/>
+        </w:tabs>
+        <w:ind w:left="720" w:hanging="360"/>
+      </w:pPr>
+      <w:rPr>
+        <w:rFonts w:ascii="Symbol" w:hAnsi="Symbol" w:hint="default"/>
+        <w:color w:val="FF0000"/>
+        <w:sz w:val="20"/>
+      </w:rPr>
+    </w:lvl>
+    <w:lvl w:ilvl="1">
+      <w:start w:val="1"/>
+      <w:numFmt w:val="decimal"/>
+      <w:lvlText w:val="%2."/>
+      <w:lvlJc w:val="left"/>
+      <w:pPr>
+        <w:tabs>
+          <w:tab w:val="num" w:pos="1440"/>
+        </w:tabs>
+        <w:ind w:left="1440" w:hanging="360"/>
+      </w:pPr>
+      <w:rPr>
+        <w:color w:val="00B0F0"/>
+      </w:rPr>
+    </w:lvl>
+    <w:lvl w:ilvl="2" w:tentative="1">
+      <w:start w:val="1"/>
+      <w:numFmt w:val="bullet"/>
+      <w:lvlText w:val=""/>
+      <w:lvlJc w:val="left"/>
+      <w:pPr>
+        <w:tabs>
+          <w:tab w:val="num" w:pos="2160"/>
+        </w:tabs>
+        <w:ind w:left="2160" w:hanging="360"/>
+      </w:pPr>
+      <w:rPr>
+        <w:rFonts w:ascii="Wingdings" w:hAnsi="Wingdings" w:hint="default"/>
+        <w:sz w:val="20"/>
+      </w:rPr>
+    </w:lvl>
+    <w:lvl w:ilvl="3" w:tentative="1">
+      <w:start w:val="1"/>
+      <w:numFmt w:val="bullet"/>
+      <w:lvlText w:val=""/>
+      <w:lvlJc w:val="left"/>
+      <w:pPr>
+        <w:tabs>
+          <w:tab w:val="num" w:pos="2880"/>
+        </w:tabs>
+        <w:ind w:left="2880" w:hanging="360"/>
+      </w:pPr>
+      <w:rPr>
+        <w:rFonts w:ascii="Wingdings" w:hAnsi="Wingdings" w:hint="default"/>
+        <w:sz w:val="20"/>
+      </w:rPr>
+    </w:lvl>
+    <w:lvl w:ilvl="4" w:tentative="1">
+      <w:start w:val="1"/>
+      <w:numFmt w:val="bullet"/>
+      <w:lvlText w:val=""/>
+      <w:lvlJc w:val="left"/>
+      <w:pPr>
+        <w:tabs>
+          <w:tab w:val="num" w:pos="3600"/>
+        </w:tabs>
+        <w:ind w:left="3600" w:hanging="360"/>
+      </w:pPr>
+      <w:rPr>
+        <w:rFonts w:ascii="Wingdings" w:hAnsi="Wingdings" w:hint="default"/>
+        <w:sz w:val="20"/>
+      </w:rPr>
+    </w:lvl>
+    <w:lvl w:ilvl="5" w:tentative="1">
+      <w:start w:val="1"/>
+      <w:numFmt w:val="bullet"/>
+      <w:lvlText w:val=""/>
+      <w:lvlJc w:val="left"/>
+      <w:pPr>
+        <w:tabs>
+          <w:tab w:val="num" w:pos="4320"/>
+        </w:tabs>
+        <w:ind w:left="4320" w:hanging="360"/>
+      </w:pPr>
+      <w:rPr>
+        <w:rFonts w:ascii="Wingdings" w:hAnsi="Wingdings" w:hint="default"/>
+        <w:sz w:val="20"/>
+      </w:rPr>
+    </w:lvl>
+    <w:lvl w:ilvl="6" w:tentative="1">
+      <w:start w:val="1"/>
+      <w:numFmt w:val="bullet"/>
+      <w:lvlText w:val=""/>
+      <w:lvlJc w:val="left"/>
+      <w:pPr>
+        <w:tabs>
+          <w:tab w:val="num" w:pos="5040"/>
+        </w:tabs>
+        <w:ind w:left="5040" w:hanging="360"/>
+      </w:pPr>
+      <w:rPr>
+        <w:rFonts w:ascii="Wingdings" w:hAnsi="Wingdings" w:hint="default"/>
+        <w:sz w:val="20"/>
+      </w:rPr>
+    </w:lvl>
+    <w:lvl w:ilvl="7" w:tentative="1">
+      <w:start w:val="1"/>
+      <w:numFmt w:val="bullet"/>
+      <w:lvlText w:val=""/>
+      <w:lvlJc w:val="left"/>
+      <w:pPr>
+        <w:tabs>
+          <w:tab w:val="num" w:pos="5760"/>
+        </w:tabs>
+        <w:ind w:left="5760" w:hanging="360"/>
+      </w:pPr>
+      <w:rPr>
+        <w:rFonts w:ascii="Wingdings" w:hAnsi="Wingdings" w:hint="default"/>
+        <w:sz w:val="20"/>
+      </w:rPr>
+    </w:lvl>
+    <w:lvl w:ilvl="8" w:tentative="1">
+      <w:start w:val="1"/>
+      <w:numFmt w:val="bullet"/>
+      <w:lvlText w:val=""/>
+      <w:lvlJc w:val="left"/>
+      <w:pPr>
+        <w:tabs>
+          <w:tab w:val="num" w:pos="6480"/>
+        </w:tabs>
+        <w:ind w:left="6480" w:hanging="360"/>
+      </w:pPr>
+      <w:rPr>
+        <w:rFonts w:ascii="Wingdings" w:hAnsi="Wingdings" w:hint="default"/>
+        <w:sz w:val="20"/>
+      </w:rPr>
+    </w:lvl>
+  </w:abstractNum>
+  <w:abstractNum w:abstractNumId="8">
     <w:nsid w:val="27650CC9"/>
     <w:multiLevelType w:val="multilevel"/>
     <w:tmpl w:val="420ACB74"/>
@@ -2672,7 +5885,156 @@
       </w:rPr>
     </w:lvl>
   </w:abstractNum>
-  <w:abstractNum w:abstractNumId="6">
+  <w:abstractNum w:abstractNumId="9">
+    <w:nsid w:val="2BD95940"/>
+    <w:multiLevelType w:val="multilevel"/>
+    <w:tmpl w:val="435C6F14"/>
+    <w:lvl w:ilvl="0">
+      <w:start w:val="1"/>
+      <w:numFmt w:val="bullet"/>
+      <w:lvlText w:val=""/>
+      <w:lvlJc w:val="left"/>
+      <w:pPr>
+        <w:tabs>
+          <w:tab w:val="num" w:pos="720"/>
+        </w:tabs>
+        <w:ind w:left="720" w:hanging="360"/>
+      </w:pPr>
+      <w:rPr>
+        <w:rFonts w:ascii="Symbol" w:hAnsi="Symbol" w:hint="default"/>
+        <w:color w:val="FF0000"/>
+        <w:sz w:val="20"/>
+      </w:rPr>
+    </w:lvl>
+    <w:lvl w:ilvl="1">
+      <w:start w:val="1"/>
+      <w:numFmt w:val="decimal"/>
+      <w:lvlText w:val="%2."/>
+      <w:lvlJc w:val="left"/>
+      <w:pPr>
+        <w:tabs>
+          <w:tab w:val="num" w:pos="1440"/>
+        </w:tabs>
+        <w:ind w:left="1440" w:hanging="360"/>
+      </w:pPr>
+      <w:rPr>
+        <w:color w:val="00B0F0"/>
+      </w:rPr>
+    </w:lvl>
+    <w:lvl w:ilvl="2" w:tentative="1">
+      <w:start w:val="1"/>
+      <w:numFmt w:val="bullet"/>
+      <w:lvlText w:val=""/>
+      <w:lvlJc w:val="left"/>
+      <w:pPr>
+        <w:tabs>
+          <w:tab w:val="num" w:pos="2160"/>
+        </w:tabs>
+        <w:ind w:left="2160" w:hanging="360"/>
+      </w:pPr>
+      <w:rPr>
+        <w:rFonts w:ascii="Wingdings" w:hAnsi="Wingdings" w:hint="default"/>
+        <w:sz w:val="20"/>
+      </w:rPr>
+    </w:lvl>
+    <w:lvl w:ilvl="3" w:tentative="1">
+      <w:start w:val="1"/>
+      <w:numFmt w:val="bullet"/>
+      <w:lvlText w:val=""/>
+      <w:lvlJc w:val="left"/>
+      <w:pPr>
+        <w:tabs>
+          <w:tab w:val="num" w:pos="2880"/>
+        </w:tabs>
+        <w:ind w:left="2880" w:hanging="360"/>
+      </w:pPr>
+      <w:rPr>
+        <w:rFonts w:ascii="Wingdings" w:hAnsi="Wingdings" w:hint="default"/>
+        <w:sz w:val="20"/>
+      </w:rPr>
+    </w:lvl>
+    <w:lvl w:ilvl="4" w:tentative="1">
+      <w:start w:val="1"/>
+      <w:numFmt w:val="bullet"/>
+      <w:lvlText w:val=""/>
+      <w:lvlJc w:val="left"/>
+      <w:pPr>
+        <w:tabs>
+          <w:tab w:val="num" w:pos="3600"/>
+        </w:tabs>
+        <w:ind w:left="3600" w:hanging="360"/>
+      </w:pPr>
+      <w:rPr>
+        <w:rFonts w:ascii="Wingdings" w:hAnsi="Wingdings" w:hint="default"/>
+        <w:sz w:val="20"/>
+      </w:rPr>
+    </w:lvl>
+    <w:lvl w:ilvl="5" w:tentative="1">
+      <w:start w:val="1"/>
+      <w:numFmt w:val="bullet"/>
+      <w:lvlText w:val=""/>
+      <w:lvlJc w:val="left"/>
+      <w:pPr>
+        <w:tabs>
+          <w:tab w:val="num" w:pos="4320"/>
+        </w:tabs>
+        <w:ind w:left="4320" w:hanging="360"/>
+      </w:pPr>
+      <w:rPr>
+        <w:rFonts w:ascii="Wingdings" w:hAnsi="Wingdings" w:hint="default"/>
+        <w:sz w:val="20"/>
+      </w:rPr>
+    </w:lvl>
+    <w:lvl w:ilvl="6" w:tentative="1">
+      <w:start w:val="1"/>
+      <w:numFmt w:val="bullet"/>
+      <w:lvlText w:val=""/>
+      <w:lvlJc w:val="left"/>
+      <w:pPr>
+        <w:tabs>
+          <w:tab w:val="num" w:pos="5040"/>
+        </w:tabs>
+        <w:ind w:left="5040" w:hanging="360"/>
+      </w:pPr>
+      <w:rPr>
+        <w:rFonts w:ascii="Wingdings" w:hAnsi="Wingdings" w:hint="default"/>
+        <w:sz w:val="20"/>
+      </w:rPr>
+    </w:lvl>
+    <w:lvl w:ilvl="7" w:tentative="1">
+      <w:start w:val="1"/>
+      <w:numFmt w:val="bullet"/>
+      <w:lvlText w:val=""/>
+      <w:lvlJc w:val="left"/>
+      <w:pPr>
+        <w:tabs>
+          <w:tab w:val="num" w:pos="5760"/>
+        </w:tabs>
+        <w:ind w:left="5760" w:hanging="360"/>
+      </w:pPr>
+      <w:rPr>
+        <w:rFonts w:ascii="Wingdings" w:hAnsi="Wingdings" w:hint="default"/>
+        <w:sz w:val="20"/>
+      </w:rPr>
+    </w:lvl>
+    <w:lvl w:ilvl="8" w:tentative="1">
+      <w:start w:val="1"/>
+      <w:numFmt w:val="bullet"/>
+      <w:lvlText w:val=""/>
+      <w:lvlJc w:val="left"/>
+      <w:pPr>
+        <w:tabs>
+          <w:tab w:val="num" w:pos="6480"/>
+        </w:tabs>
+        <w:ind w:left="6480" w:hanging="360"/>
+      </w:pPr>
+      <w:rPr>
+        <w:rFonts w:ascii="Wingdings" w:hAnsi="Wingdings" w:hint="default"/>
+        <w:sz w:val="20"/>
+      </w:rPr>
+    </w:lvl>
+  </w:abstractNum>
+  <w:abstractNum w:abstractNumId="10">
     <w:nsid w:val="2F783A68"/>
     <w:multiLevelType w:val="multilevel"/>
     <w:tmpl w:val="E5D48874"/>
@@ -2821,7 +6183,7 @@
       </w:rPr>
     </w:lvl>
   </w:abstractNum>
-  <w:abstractNum w:abstractNumId="7">
+  <w:abstractNum w:abstractNumId="11">
     <w:nsid w:val="3B1F43AA"/>
     <w:multiLevelType w:val="hybridMultilevel"/>
     <w:tmpl w:val="42145834"/>
@@ -2934,7 +6296,7 @@
       </w:rPr>
     </w:lvl>
   </w:abstractNum>
-  <w:abstractNum w:abstractNumId="8">
+  <w:abstractNum w:abstractNumId="12">
     <w:nsid w:val="43FC546C"/>
     <w:multiLevelType w:val="multilevel"/>
     <w:tmpl w:val="0CE283F0"/>
@@ -3083,7 +6445,7 @@
       </w:rPr>
     </w:lvl>
   </w:abstractNum>
-  <w:abstractNum w:abstractNumId="9">
+  <w:abstractNum w:abstractNumId="13">
     <w:nsid w:val="4B8D1939"/>
     <w:multiLevelType w:val="hybridMultilevel"/>
     <w:tmpl w:val="91B087EC"/>
@@ -3196,7 +6558,7 @@
       </w:rPr>
     </w:lvl>
   </w:abstractNum>
-  <w:abstractNum w:abstractNumId="10">
+  <w:abstractNum w:abstractNumId="14">
     <w:nsid w:val="4D091812"/>
     <w:multiLevelType w:val="multilevel"/>
     <w:tmpl w:val="3F32C920"/>
@@ -3345,7 +6707,157 @@
       </w:rPr>
     </w:lvl>
   </w:abstractNum>
-  <w:abstractNum w:abstractNumId="11">
+  <w:abstractNum w:abstractNumId="15">
+    <w:nsid w:val="50E17DF6"/>
+    <w:multiLevelType w:val="multilevel"/>
+    <w:tmpl w:val="7494BD90"/>
+    <w:lvl w:ilvl="0">
+      <w:start w:val="1"/>
+      <w:numFmt w:val="bullet"/>
+      <w:lvlText w:val=""/>
+      <w:lvlJc w:val="left"/>
+      <w:pPr>
+        <w:tabs>
+          <w:tab w:val="num" w:pos="720"/>
+        </w:tabs>
+        <w:ind w:left="720" w:hanging="360"/>
+      </w:pPr>
+      <w:rPr>
+        <w:rFonts w:ascii="Symbol" w:hAnsi="Symbol" w:hint="default"/>
+        <w:color w:val="C00000"/>
+        <w:sz w:val="20"/>
+      </w:rPr>
+    </w:lvl>
+    <w:lvl w:ilvl="1" w:tentative="1">
+      <w:start w:val="1"/>
+      <w:numFmt w:val="bullet"/>
+      <w:lvlText w:val="o"/>
+      <w:lvlJc w:val="left"/>
+      <w:pPr>
+        <w:tabs>
+          <w:tab w:val="num" w:pos="1440"/>
+        </w:tabs>
+        <w:ind w:left="1440" w:hanging="360"/>
+      </w:pPr>
+      <w:rPr>
+        <w:rFonts w:ascii="Courier New" w:hAnsi="Courier New" w:hint="default"/>
+        <w:sz w:val="20"/>
+      </w:rPr>
+    </w:lvl>
+    <w:lvl w:ilvl="2" w:tentative="1">
+      <w:start w:val="1"/>
+      <w:numFmt w:val="bullet"/>
+      <w:lvlText w:val=""/>
+      <w:lvlJc w:val="left"/>
+      <w:pPr>
+        <w:tabs>
+          <w:tab w:val="num" w:pos="2160"/>
+        </w:tabs>
+        <w:ind w:left="2160" w:hanging="360"/>
+      </w:pPr>
+      <w:rPr>
+        <w:rFonts w:ascii="Wingdings" w:hAnsi="Wingdings" w:hint="default"/>
+        <w:sz w:val="20"/>
+      </w:rPr>
+    </w:lvl>
+    <w:lvl w:ilvl="3" w:tentative="1">
+      <w:start w:val="1"/>
+      <w:numFmt w:val="bullet"/>
+      <w:lvlText w:val=""/>
+      <w:lvlJc w:val="left"/>
+      <w:pPr>
+        <w:tabs>
+          <w:tab w:val="num" w:pos="2880"/>
+        </w:tabs>
+        <w:ind w:left="2880" w:hanging="360"/>
+      </w:pPr>
+      <w:rPr>
+        <w:rFonts w:ascii="Wingdings" w:hAnsi="Wingdings" w:hint="default"/>
+        <w:sz w:val="20"/>
+      </w:rPr>
+    </w:lvl>
+    <w:lvl w:ilvl="4" w:tentative="1">
+      <w:start w:val="1"/>
+      <w:numFmt w:val="bullet"/>
+      <w:lvlText w:val=""/>
+      <w:lvlJc w:val="left"/>
+      <w:pPr>
+        <w:tabs>
+          <w:tab w:val="num" w:pos="3600"/>
+        </w:tabs>
+        <w:ind w:left="3600" w:hanging="360"/>
+      </w:pPr>
+      <w:rPr>
+        <w:rFonts w:ascii="Wingdings" w:hAnsi="Wingdings" w:hint="default"/>
+        <w:sz w:val="20"/>
+      </w:rPr>
+    </w:lvl>
+    <w:lvl w:ilvl="5" w:tentative="1">
+      <w:start w:val="1"/>
+      <w:numFmt w:val="bullet"/>
+      <w:lvlText w:val=""/>
+      <w:lvlJc w:val="left"/>
+      <w:pPr>
+        <w:tabs>
+          <w:tab w:val="num" w:pos="4320"/>
+        </w:tabs>
+        <w:ind w:left="4320" w:hanging="360"/>
+      </w:pPr>
+      <w:rPr>
+        <w:rFonts w:ascii="Wingdings" w:hAnsi="Wingdings" w:hint="default"/>
+        <w:sz w:val="20"/>
+      </w:rPr>
+    </w:lvl>
+    <w:lvl w:ilvl="6" w:tentative="1">
+      <w:start w:val="1"/>
+      <w:numFmt w:val="bullet"/>
+      <w:lvlText w:val=""/>
+      <w:lvlJc w:val="left"/>
+      <w:pPr>
+        <w:tabs>
+          <w:tab w:val="num" w:pos="5040"/>
+        </w:tabs>
+        <w:ind w:left="5040" w:hanging="360"/>
+      </w:pPr>
+      <w:rPr>
+        <w:rFonts w:ascii="Wingdings" w:hAnsi="Wingdings" w:hint="default"/>
+        <w:sz w:val="20"/>
+      </w:rPr>
+    </w:lvl>
+    <w:lvl w:ilvl="7" w:tentative="1">
+      <w:start w:val="1"/>
+      <w:numFmt w:val="bullet"/>
+      <w:lvlText w:val=""/>
+      <w:lvlJc w:val="left"/>
+      <w:pPr>
+        <w:tabs>
+          <w:tab w:val="num" w:pos="5760"/>
+        </w:tabs>
+        <w:ind w:left="5760" w:hanging="360"/>
+      </w:pPr>
+      <w:rPr>
+        <w:rFonts w:ascii="Wingdings" w:hAnsi="Wingdings" w:hint="default"/>
+        <w:sz w:val="20"/>
+      </w:rPr>
+    </w:lvl>
+    <w:lvl w:ilvl="8" w:tentative="1">
+      <w:start w:val="1"/>
+      <w:numFmt w:val="bullet"/>
+      <w:lvlText w:val=""/>
+      <w:lvlJc w:val="left"/>
+      <w:pPr>
+        <w:tabs>
+          <w:tab w:val="num" w:pos="6480"/>
+        </w:tabs>
+        <w:ind w:left="6480" w:hanging="360"/>
+      </w:pPr>
+      <w:rPr>
+        <w:rFonts w:ascii="Wingdings" w:hAnsi="Wingdings" w:hint="default"/>
+        <w:sz w:val="20"/>
+      </w:rPr>
+    </w:lvl>
+  </w:abstractNum>
+  <w:abstractNum w:abstractNumId="16">
     <w:nsid w:val="5370475F"/>
     <w:multiLevelType w:val="hybridMultilevel"/>
     <w:tmpl w:val="8EF0F74E"/>
@@ -3458,7 +6970,455 @@
       </w:rPr>
     </w:lvl>
   </w:abstractNum>
-  <w:abstractNum w:abstractNumId="12">
+  <w:abstractNum w:abstractNumId="17">
+    <w:nsid w:val="625C2E41"/>
+    <w:multiLevelType w:val="multilevel"/>
+    <w:tmpl w:val="D8DAC18A"/>
+    <w:lvl w:ilvl="0">
+      <w:start w:val="1"/>
+      <w:numFmt w:val="bullet"/>
+      <w:lvlText w:val=""/>
+      <w:lvlJc w:val="left"/>
+      <w:pPr>
+        <w:tabs>
+          <w:tab w:val="num" w:pos="720"/>
+        </w:tabs>
+        <w:ind w:left="720" w:hanging="360"/>
+      </w:pPr>
+      <w:rPr>
+        <w:rFonts w:ascii="Symbol" w:hAnsi="Symbol" w:hint="default"/>
+        <w:color w:val="FF0000"/>
+        <w:sz w:val="20"/>
+      </w:rPr>
+    </w:lvl>
+    <w:lvl w:ilvl="1">
+      <w:start w:val="1"/>
+      <w:numFmt w:val="decimal"/>
+      <w:lvlText w:val="%2."/>
+      <w:lvlJc w:val="left"/>
+      <w:pPr>
+        <w:tabs>
+          <w:tab w:val="num" w:pos="1440"/>
+        </w:tabs>
+        <w:ind w:left="1440" w:hanging="360"/>
+      </w:pPr>
+      <w:rPr>
+        <w:color w:val="00B0F0"/>
+      </w:rPr>
+    </w:lvl>
+    <w:lvl w:ilvl="2" w:tentative="1">
+      <w:start w:val="1"/>
+      <w:numFmt w:val="bullet"/>
+      <w:lvlText w:val=""/>
+      <w:lvlJc w:val="left"/>
+      <w:pPr>
+        <w:tabs>
+          <w:tab w:val="num" w:pos="2160"/>
+        </w:tabs>
+        <w:ind w:left="2160" w:hanging="360"/>
+      </w:pPr>
+      <w:rPr>
+        <w:rFonts w:ascii="Wingdings" w:hAnsi="Wingdings" w:hint="default"/>
+        <w:sz w:val="20"/>
+      </w:rPr>
+    </w:lvl>
+    <w:lvl w:ilvl="3" w:tentative="1">
+      <w:start w:val="1"/>
+      <w:numFmt w:val="bullet"/>
+      <w:lvlText w:val=""/>
+      <w:lvlJc w:val="left"/>
+      <w:pPr>
+        <w:tabs>
+          <w:tab w:val="num" w:pos="2880"/>
+        </w:tabs>
+        <w:ind w:left="2880" w:hanging="360"/>
+      </w:pPr>
+      <w:rPr>
+        <w:rFonts w:ascii="Wingdings" w:hAnsi="Wingdings" w:hint="default"/>
+        <w:sz w:val="20"/>
+      </w:rPr>
+    </w:lvl>
+    <w:lvl w:ilvl="4" w:tentative="1">
+      <w:start w:val="1"/>
+      <w:numFmt w:val="bullet"/>
+      <w:lvlText w:val=""/>
+      <w:lvlJc w:val="left"/>
+      <w:pPr>
+        <w:tabs>
+          <w:tab w:val="num" w:pos="3600"/>
+        </w:tabs>
+        <w:ind w:left="3600" w:hanging="360"/>
+      </w:pPr>
+      <w:rPr>
+        <w:rFonts w:ascii="Wingdings" w:hAnsi="Wingdings" w:hint="default"/>
+        <w:sz w:val="20"/>
+      </w:rPr>
+    </w:lvl>
+    <w:lvl w:ilvl="5" w:tentative="1">
+      <w:start w:val="1"/>
+      <w:numFmt w:val="bullet"/>
+      <w:lvlText w:val=""/>
+      <w:lvlJc w:val="left"/>
+      <w:pPr>
+        <w:tabs>
+          <w:tab w:val="num" w:pos="4320"/>
+        </w:tabs>
+        <w:ind w:left="4320" w:hanging="360"/>
+      </w:pPr>
+      <w:rPr>
+        <w:rFonts w:ascii="Wingdings" w:hAnsi="Wingdings" w:hint="default"/>
+        <w:sz w:val="20"/>
+      </w:rPr>
+    </w:lvl>
+    <w:lvl w:ilvl="6" w:tentative="1">
+      <w:start w:val="1"/>
+      <w:numFmt w:val="bullet"/>
+      <w:lvlText w:val=""/>
+      <w:lvlJc w:val="left"/>
+      <w:pPr>
+        <w:tabs>
+          <w:tab w:val="num" w:pos="5040"/>
+        </w:tabs>
+        <w:ind w:left="5040" w:hanging="360"/>
+      </w:pPr>
+      <w:rPr>
+        <w:rFonts w:ascii="Wingdings" w:hAnsi="Wingdings" w:hint="default"/>
+        <w:sz w:val="20"/>
+      </w:rPr>
+    </w:lvl>
+    <w:lvl w:ilvl="7" w:tentative="1">
+      <w:start w:val="1"/>
+      <w:numFmt w:val="bullet"/>
+      <w:lvlText w:val=""/>
+      <w:lvlJc w:val="left"/>
+      <w:pPr>
+        <w:tabs>
+          <w:tab w:val="num" w:pos="5760"/>
+        </w:tabs>
+        <w:ind w:left="5760" w:hanging="360"/>
+      </w:pPr>
+      <w:rPr>
+        <w:rFonts w:ascii="Wingdings" w:hAnsi="Wingdings" w:hint="default"/>
+        <w:sz w:val="20"/>
+      </w:rPr>
+    </w:lvl>
+    <w:lvl w:ilvl="8" w:tentative="1">
+      <w:start w:val="1"/>
+      <w:numFmt w:val="bullet"/>
+      <w:lvlText w:val=""/>
+      <w:lvlJc w:val="left"/>
+      <w:pPr>
+        <w:tabs>
+          <w:tab w:val="num" w:pos="6480"/>
+        </w:tabs>
+        <w:ind w:left="6480" w:hanging="360"/>
+      </w:pPr>
+      <w:rPr>
+        <w:rFonts w:ascii="Wingdings" w:hAnsi="Wingdings" w:hint="default"/>
+        <w:sz w:val="20"/>
+      </w:rPr>
+    </w:lvl>
+  </w:abstractNum>
+  <w:abstractNum w:abstractNumId="18">
+    <w:nsid w:val="64DE5EA7"/>
+    <w:multiLevelType w:val="multilevel"/>
+    <w:tmpl w:val="4894E484"/>
+    <w:lvl w:ilvl="0">
+      <w:start w:val="1"/>
+      <w:numFmt w:val="bullet"/>
+      <w:lvlText w:val=""/>
+      <w:lvlJc w:val="left"/>
+      <w:pPr>
+        <w:tabs>
+          <w:tab w:val="num" w:pos="720"/>
+        </w:tabs>
+        <w:ind w:left="720" w:hanging="360"/>
+      </w:pPr>
+      <w:rPr>
+        <w:rFonts w:ascii="Symbol" w:hAnsi="Symbol" w:hint="default"/>
+        <w:color w:val="FF0000"/>
+        <w:sz w:val="20"/>
+      </w:rPr>
+    </w:lvl>
+    <w:lvl w:ilvl="1">
+      <w:start w:val="1"/>
+      <w:numFmt w:val="decimal"/>
+      <w:lvlText w:val="%2."/>
+      <w:lvlJc w:val="left"/>
+      <w:pPr>
+        <w:tabs>
+          <w:tab w:val="num" w:pos="1440"/>
+        </w:tabs>
+        <w:ind w:left="1440" w:hanging="360"/>
+      </w:pPr>
+      <w:rPr>
+        <w:color w:val="00B0F0"/>
+      </w:rPr>
+    </w:lvl>
+    <w:lvl w:ilvl="2" w:tentative="1">
+      <w:start w:val="1"/>
+      <w:numFmt w:val="bullet"/>
+      <w:lvlText w:val=""/>
+      <w:lvlJc w:val="left"/>
+      <w:pPr>
+        <w:tabs>
+          <w:tab w:val="num" w:pos="2160"/>
+        </w:tabs>
+        <w:ind w:left="2160" w:hanging="360"/>
+      </w:pPr>
+      <w:rPr>
+        <w:rFonts w:ascii="Wingdings" w:hAnsi="Wingdings" w:hint="default"/>
+        <w:sz w:val="20"/>
+      </w:rPr>
+    </w:lvl>
+    <w:lvl w:ilvl="3" w:tentative="1">
+      <w:start w:val="1"/>
+      <w:numFmt w:val="bullet"/>
+      <w:lvlText w:val=""/>
+      <w:lvlJc w:val="left"/>
+      <w:pPr>
+        <w:tabs>
+          <w:tab w:val="num" w:pos="2880"/>
+        </w:tabs>
+        <w:ind w:left="2880" w:hanging="360"/>
+      </w:pPr>
+      <w:rPr>
+        <w:rFonts w:ascii="Wingdings" w:hAnsi="Wingdings" w:hint="default"/>
+        <w:sz w:val="20"/>
+      </w:rPr>
+    </w:lvl>
+    <w:lvl w:ilvl="4" w:tentative="1">
+      <w:start w:val="1"/>
+      <w:numFmt w:val="bullet"/>
+      <w:lvlText w:val=""/>
+      <w:lvlJc w:val="left"/>
+      <w:pPr>
+        <w:tabs>
+          <w:tab w:val="num" w:pos="3600"/>
+        </w:tabs>
+        <w:ind w:left="3600" w:hanging="360"/>
+      </w:pPr>
+      <w:rPr>
+        <w:rFonts w:ascii="Wingdings" w:hAnsi="Wingdings" w:hint="default"/>
+        <w:sz w:val="20"/>
+      </w:rPr>
+    </w:lvl>
+    <w:lvl w:ilvl="5" w:tentative="1">
+      <w:start w:val="1"/>
+      <w:numFmt w:val="bullet"/>
+      <w:lvlText w:val=""/>
+      <w:lvlJc w:val="left"/>
+      <w:pPr>
+        <w:tabs>
+          <w:tab w:val="num" w:pos="4320"/>
+        </w:tabs>
+        <w:ind w:left="4320" w:hanging="360"/>
+      </w:pPr>
+      <w:rPr>
+        <w:rFonts w:ascii="Wingdings" w:hAnsi="Wingdings" w:hint="default"/>
+        <w:sz w:val="20"/>
+      </w:rPr>
+    </w:lvl>
+    <w:lvl w:ilvl="6" w:tentative="1">
+      <w:start w:val="1"/>
+      <w:numFmt w:val="bullet"/>
+      <w:lvlText w:val=""/>
+      <w:lvlJc w:val="left"/>
+      <w:pPr>
+        <w:tabs>
+          <w:tab w:val="num" w:pos="5040"/>
+        </w:tabs>
+        <w:ind w:left="5040" w:hanging="360"/>
+      </w:pPr>
+      <w:rPr>
+        <w:rFonts w:ascii="Wingdings" w:hAnsi="Wingdings" w:hint="default"/>
+        <w:sz w:val="20"/>
+      </w:rPr>
+    </w:lvl>
+    <w:lvl w:ilvl="7" w:tentative="1">
+      <w:start w:val="1"/>
+      <w:numFmt w:val="bullet"/>
+      <w:lvlText w:val=""/>
+      <w:lvlJc w:val="left"/>
+      <w:pPr>
+        <w:tabs>
+          <w:tab w:val="num" w:pos="5760"/>
+        </w:tabs>
+        <w:ind w:left="5760" w:hanging="360"/>
+      </w:pPr>
+      <w:rPr>
+        <w:rFonts w:ascii="Wingdings" w:hAnsi="Wingdings" w:hint="default"/>
+        <w:sz w:val="20"/>
+      </w:rPr>
+    </w:lvl>
+    <w:lvl w:ilvl="8" w:tentative="1">
+      <w:start w:val="1"/>
+      <w:numFmt w:val="bullet"/>
+      <w:lvlText w:val=""/>
+      <w:lvlJc w:val="left"/>
+      <w:pPr>
+        <w:tabs>
+          <w:tab w:val="num" w:pos="6480"/>
+        </w:tabs>
+        <w:ind w:left="6480" w:hanging="360"/>
+      </w:pPr>
+      <w:rPr>
+        <w:rFonts w:ascii="Wingdings" w:hAnsi="Wingdings" w:hint="default"/>
+        <w:sz w:val="20"/>
+      </w:rPr>
+    </w:lvl>
+  </w:abstractNum>
+  <w:abstractNum w:abstractNumId="19">
+    <w:nsid w:val="664D72E8"/>
+    <w:multiLevelType w:val="multilevel"/>
+    <w:tmpl w:val="519062E6"/>
+    <w:lvl w:ilvl="0">
+      <w:start w:val="1"/>
+      <w:numFmt w:val="bullet"/>
+      <w:lvlText w:val=""/>
+      <w:lvlJc w:val="left"/>
+      <w:pPr>
+        <w:tabs>
+          <w:tab w:val="num" w:pos="720"/>
+        </w:tabs>
+        <w:ind w:left="720" w:hanging="360"/>
+      </w:pPr>
+      <w:rPr>
+        <w:rFonts w:ascii="Symbol" w:hAnsi="Symbol" w:hint="default"/>
+        <w:color w:val="FF0000"/>
+        <w:sz w:val="20"/>
+      </w:rPr>
+    </w:lvl>
+    <w:lvl w:ilvl="1" w:tentative="1">
+      <w:start w:val="1"/>
+      <w:numFmt w:val="bullet"/>
+      <w:lvlText w:val="o"/>
+      <w:lvlJc w:val="left"/>
+      <w:pPr>
+        <w:tabs>
+          <w:tab w:val="num" w:pos="1440"/>
+        </w:tabs>
+        <w:ind w:left="1440" w:hanging="360"/>
+      </w:pPr>
+      <w:rPr>
+        <w:rFonts w:ascii="Courier New" w:hAnsi="Courier New" w:hint="default"/>
+        <w:sz w:val="20"/>
+      </w:rPr>
+    </w:lvl>
+    <w:lvl w:ilvl="2" w:tentative="1">
+      <w:start w:val="1"/>
+      <w:numFmt w:val="bullet"/>
+      <w:lvlText w:val=""/>
+      <w:lvlJc w:val="left"/>
+      <w:pPr>
+        <w:tabs>
+          <w:tab w:val="num" w:pos="2160"/>
+        </w:tabs>
+        <w:ind w:left="2160" w:hanging="360"/>
+      </w:pPr>
+      <w:rPr>
+        <w:rFonts w:ascii="Wingdings" w:hAnsi="Wingdings" w:hint="default"/>
+        <w:sz w:val="20"/>
+      </w:rPr>
+    </w:lvl>
+    <w:lvl w:ilvl="3" w:tentative="1">
+      <w:start w:val="1"/>
+      <w:numFmt w:val="bullet"/>
+      <w:lvlText w:val=""/>
+      <w:lvlJc w:val="left"/>
+      <w:pPr>
+        <w:tabs>
+          <w:tab w:val="num" w:pos="2880"/>
+        </w:tabs>
+        <w:ind w:left="2880" w:hanging="360"/>
+      </w:pPr>
+      <w:rPr>
+        <w:rFonts w:ascii="Wingdings" w:hAnsi="Wingdings" w:hint="default"/>
+        <w:sz w:val="20"/>
+      </w:rPr>
+    </w:lvl>
+    <w:lvl w:ilvl="4" w:tentative="1">
+      <w:start w:val="1"/>
+      <w:numFmt w:val="bullet"/>
+      <w:lvlText w:val=""/>
+      <w:lvlJc w:val="left"/>
+      <w:pPr>
+        <w:tabs>
+          <w:tab w:val="num" w:pos="3600"/>
+        </w:tabs>
+        <w:ind w:left="3600" w:hanging="360"/>
+      </w:pPr>
+      <w:rPr>
+        <w:rFonts w:ascii="Wingdings" w:hAnsi="Wingdings" w:hint="default"/>
+        <w:sz w:val="20"/>
+      </w:rPr>
+    </w:lvl>
+    <w:lvl w:ilvl="5" w:tentative="1">
+      <w:start w:val="1"/>
+      <w:numFmt w:val="bullet"/>
+      <w:lvlText w:val=""/>
+      <w:lvlJc w:val="left"/>
+      <w:pPr>
+        <w:tabs>
+          <w:tab w:val="num" w:pos="4320"/>
+        </w:tabs>
+        <w:ind w:left="4320" w:hanging="360"/>
+      </w:pPr>
+      <w:rPr>
+        <w:rFonts w:ascii="Wingdings" w:hAnsi="Wingdings" w:hint="default"/>
+        <w:sz w:val="20"/>
+      </w:rPr>
+    </w:lvl>
+    <w:lvl w:ilvl="6" w:tentative="1">
+      <w:start w:val="1"/>
+      <w:numFmt w:val="bullet"/>
+      <w:lvlText w:val=""/>
+      <w:lvlJc w:val="left"/>
+      <w:pPr>
+        <w:tabs>
+          <w:tab w:val="num" w:pos="5040"/>
+        </w:tabs>
+        <w:ind w:left="5040" w:hanging="360"/>
+      </w:pPr>
+      <w:rPr>
+        <w:rFonts w:ascii="Wingdings" w:hAnsi="Wingdings" w:hint="default"/>
+        <w:sz w:val="20"/>
+      </w:rPr>
+    </w:lvl>
+    <w:lvl w:ilvl="7" w:tentative="1">
+      <w:start w:val="1"/>
+      <w:numFmt w:val="bullet"/>
+      <w:lvlText w:val=""/>
+      <w:lvlJc w:val="left"/>
+      <w:pPr>
+        <w:tabs>
+          <w:tab w:val="num" w:pos="5760"/>
+        </w:tabs>
+        <w:ind w:left="5760" w:hanging="360"/>
+      </w:pPr>
+      <w:rPr>
+        <w:rFonts w:ascii="Wingdings" w:hAnsi="Wingdings" w:hint="default"/>
+        <w:sz w:val="20"/>
+      </w:rPr>
+    </w:lvl>
+    <w:lvl w:ilvl="8" w:tentative="1">
+      <w:start w:val="1"/>
+      <w:numFmt w:val="bullet"/>
+      <w:lvlText w:val=""/>
+      <w:lvlJc w:val="left"/>
+      <w:pPr>
+        <w:tabs>
+          <w:tab w:val="num" w:pos="6480"/>
+        </w:tabs>
+        <w:ind w:left="6480" w:hanging="360"/>
+      </w:pPr>
+      <w:rPr>
+        <w:rFonts w:ascii="Wingdings" w:hAnsi="Wingdings" w:hint="default"/>
+        <w:sz w:val="20"/>
+      </w:rPr>
+    </w:lvl>
+  </w:abstractNum>
+  <w:abstractNum w:abstractNumId="20">
     <w:nsid w:val="6AE23BCB"/>
     <w:multiLevelType w:val="multilevel"/>
     <w:tmpl w:val="188282D0"/>
@@ -3607,7 +7567,7 @@
       </w:rPr>
     </w:lvl>
   </w:abstractNum>
-  <w:abstractNum w:abstractNumId="13">
+  <w:abstractNum w:abstractNumId="21">
     <w:nsid w:val="7EFF42A8"/>
     <w:multiLevelType w:val="multilevel"/>
     <w:tmpl w:val="EE7CA2CC"/>
@@ -3757,46 +7717,70 @@
     </w:lvl>
   </w:abstractNum>
   <w:num w:numId="1">
+    <w:abstractNumId w:val="4"/>
+  </w:num>
+  <w:num w:numId="2">
+    <w:abstractNumId w:val="13"/>
+  </w:num>
+  <w:num w:numId="3">
+    <w:abstractNumId w:val="16"/>
+  </w:num>
+  <w:num w:numId="4">
+    <w:abstractNumId w:val="11"/>
+  </w:num>
+  <w:num w:numId="5">
     <w:abstractNumId w:val="3"/>
   </w:num>
-  <w:num w:numId="2">
-    <w:abstractNumId w:val="9"/>
-  </w:num>
-  <w:num w:numId="3">
-    <w:abstractNumId w:val="11"/>
-  </w:num>
-  <w:num w:numId="4">
-    <w:abstractNumId w:val="7"/>
-  </w:num>
-  <w:num w:numId="5">
-    <w:abstractNumId w:val="2"/>
-  </w:num>
   <w:num w:numId="6">
-    <w:abstractNumId w:val="8"/>
+    <w:abstractNumId w:val="12"/>
   </w:num>
   <w:num w:numId="7">
     <w:abstractNumId w:val="0"/>
   </w:num>
   <w:num w:numId="8">
-    <w:abstractNumId w:val="6"/>
+    <w:abstractNumId w:val="10"/>
   </w:num>
   <w:num w:numId="9">
-    <w:abstractNumId w:val="10"/>
+    <w:abstractNumId w:val="14"/>
   </w:num>
   <w:num w:numId="10">
-    <w:abstractNumId w:val="5"/>
+    <w:abstractNumId w:val="8"/>
   </w:num>
   <w:num w:numId="11">
-    <w:abstractNumId w:val="12"/>
+    <w:abstractNumId w:val="20"/>
   </w:num>
   <w:num w:numId="12">
-    <w:abstractNumId w:val="13"/>
+    <w:abstractNumId w:val="21"/>
   </w:num>
   <w:num w:numId="13">
-    <w:abstractNumId w:val="4"/>
+    <w:abstractNumId w:val="5"/>
   </w:num>
   <w:num w:numId="14">
     <w:abstractNumId w:val="1"/>
+  </w:num>
+  <w:num w:numId="15">
+    <w:abstractNumId w:val="15"/>
+  </w:num>
+  <w:num w:numId="16">
+    <w:abstractNumId w:val="19"/>
+  </w:num>
+  <w:num w:numId="17">
+    <w:abstractNumId w:val="2"/>
+  </w:num>
+  <w:num w:numId="18">
+    <w:abstractNumId w:val="6"/>
+  </w:num>
+  <w:num w:numId="19">
+    <w:abstractNumId w:val="17"/>
+  </w:num>
+  <w:num w:numId="20">
+    <w:abstractNumId w:val="7"/>
+  </w:num>
+  <w:num w:numId="21">
+    <w:abstractNumId w:val="18"/>
+  </w:num>
+  <w:num w:numId="22">
+    <w:abstractNumId w:val="9"/>
   </w:num>
 </w:numbering>
 </file>
@@ -4003,6 +7987,29 @@
       <w:szCs w:val="36"/>
     </w:rPr>
   </w:style>
+  <w:style w:type="paragraph" w:styleId="Heading3">
+    <w:name w:val="heading 3"/>
+    <w:basedOn w:val="Normal"/>
+    <w:next w:val="Normal"/>
+    <w:link w:val="Heading3Char"/>
+    <w:uiPriority w:val="9"/>
+    <w:semiHidden/>
+    <w:unhideWhenUsed/>
+    <w:qFormat/>
+    <w:rsid w:val="00D96D38"/>
+    <w:pPr>
+      <w:keepNext/>
+      <w:keepLines/>
+      <w:spacing w:before="200" w:after="0"/>
+      <w:outlineLvl w:val="2"/>
+    </w:pPr>
+    <w:rPr>
+      <w:rFonts w:asciiTheme="majorHAnsi" w:eastAsiaTheme="majorEastAsia" w:hAnsiTheme="majorHAnsi" w:cstheme="majorBidi"/>
+      <w:b/>
+      <w:bCs/>
+      <w:color w:val="4F81BD" w:themeColor="accent1"/>
+    </w:rPr>
+  </w:style>
   <w:style w:type="character" w:default="1" w:styleId="DefaultParagraphFont">
     <w:name w:val="Default Paragraph Font"/>
     <w:uiPriority w:val="1"/>
@@ -4093,6 +8100,50 @@
       <w:ind w:left="720"/>
       <w:contextualSpacing/>
     </w:pPr>
+  </w:style>
+  <w:style w:type="character" w:customStyle="1" w:styleId="Heading3Char">
+    <w:name w:val="Heading 3 Char"/>
+    <w:basedOn w:val="DefaultParagraphFont"/>
+    <w:link w:val="Heading3"/>
+    <w:uiPriority w:val="9"/>
+    <w:semiHidden/>
+    <w:rsid w:val="00D96D38"/>
+    <w:rPr>
+      <w:rFonts w:asciiTheme="majorHAnsi" w:eastAsiaTheme="majorEastAsia" w:hAnsiTheme="majorHAnsi" w:cstheme="majorBidi"/>
+      <w:b/>
+      <w:bCs/>
+      <w:color w:val="4F81BD" w:themeColor="accent1"/>
+    </w:rPr>
+  </w:style>
+  <w:style w:type="paragraph" w:styleId="BalloonText">
+    <w:name w:val="Balloon Text"/>
+    <w:basedOn w:val="Normal"/>
+    <w:link w:val="BalloonTextChar"/>
+    <w:uiPriority w:val="99"/>
+    <w:semiHidden/>
+    <w:unhideWhenUsed/>
+    <w:rsid w:val="00AD00A5"/>
+    <w:pPr>
+      <w:spacing w:after="0" w:line="240" w:lineRule="auto"/>
+    </w:pPr>
+    <w:rPr>
+      <w:rFonts w:ascii="Tahoma" w:hAnsi="Tahoma" w:cs="Tahoma"/>
+      <w:sz w:val="16"/>
+      <w:szCs w:val="16"/>
+    </w:rPr>
+  </w:style>
+  <w:style w:type="character" w:customStyle="1" w:styleId="BalloonTextChar">
+    <w:name w:val="Balloon Text Char"/>
+    <w:basedOn w:val="DefaultParagraphFont"/>
+    <w:link w:val="BalloonText"/>
+    <w:uiPriority w:val="99"/>
+    <w:semiHidden/>
+    <w:rsid w:val="00AD00A5"/>
+    <w:rPr>
+      <w:rFonts w:ascii="Tahoma" w:hAnsi="Tahoma" w:cs="Tahoma"/>
+      <w:sz w:val="16"/>
+      <w:szCs w:val="16"/>
+    </w:rPr>
   </w:style>
 </w:styles>
 </file>
@@ -4299,6 +8350,29 @@
       <w:szCs w:val="36"/>
     </w:rPr>
   </w:style>
+  <w:style w:type="paragraph" w:styleId="Heading3">
+    <w:name w:val="heading 3"/>
+    <w:basedOn w:val="Normal"/>
+    <w:next w:val="Normal"/>
+    <w:link w:val="Heading3Char"/>
+    <w:uiPriority w:val="9"/>
+    <w:semiHidden/>
+    <w:unhideWhenUsed/>
+    <w:qFormat/>
+    <w:rsid w:val="00D96D38"/>
+    <w:pPr>
+      <w:keepNext/>
+      <w:keepLines/>
+      <w:spacing w:before="200" w:after="0"/>
+      <w:outlineLvl w:val="2"/>
+    </w:pPr>
+    <w:rPr>
+      <w:rFonts w:asciiTheme="majorHAnsi" w:eastAsiaTheme="majorEastAsia" w:hAnsiTheme="majorHAnsi" w:cstheme="majorBidi"/>
+      <w:b/>
+      <w:bCs/>
+      <w:color w:val="4F81BD" w:themeColor="accent1"/>
+    </w:rPr>
+  </w:style>
   <w:style w:type="character" w:default="1" w:styleId="DefaultParagraphFont">
     <w:name w:val="Default Paragraph Font"/>
     <w:uiPriority w:val="1"/>
@@ -4389,6 +8463,50 @@
       <w:ind w:left="720"/>
       <w:contextualSpacing/>
     </w:pPr>
+  </w:style>
+  <w:style w:type="character" w:customStyle="1" w:styleId="Heading3Char">
+    <w:name w:val="Heading 3 Char"/>
+    <w:basedOn w:val="DefaultParagraphFont"/>
+    <w:link w:val="Heading3"/>
+    <w:uiPriority w:val="9"/>
+    <w:semiHidden/>
+    <w:rsid w:val="00D96D38"/>
+    <w:rPr>
+      <w:rFonts w:asciiTheme="majorHAnsi" w:eastAsiaTheme="majorEastAsia" w:hAnsiTheme="majorHAnsi" w:cstheme="majorBidi"/>
+      <w:b/>
+      <w:bCs/>
+      <w:color w:val="4F81BD" w:themeColor="accent1"/>
+    </w:rPr>
+  </w:style>
+  <w:style w:type="paragraph" w:styleId="BalloonText">
+    <w:name w:val="Balloon Text"/>
+    <w:basedOn w:val="Normal"/>
+    <w:link w:val="BalloonTextChar"/>
+    <w:uiPriority w:val="99"/>
+    <w:semiHidden/>
+    <w:unhideWhenUsed/>
+    <w:rsid w:val="00AD00A5"/>
+    <w:pPr>
+      <w:spacing w:after="0" w:line="240" w:lineRule="auto"/>
+    </w:pPr>
+    <w:rPr>
+      <w:rFonts w:ascii="Tahoma" w:hAnsi="Tahoma" w:cs="Tahoma"/>
+      <w:sz w:val="16"/>
+      <w:szCs w:val="16"/>
+    </w:rPr>
+  </w:style>
+  <w:style w:type="character" w:customStyle="1" w:styleId="BalloonTextChar">
+    <w:name w:val="Balloon Text Char"/>
+    <w:basedOn w:val="DefaultParagraphFont"/>
+    <w:link w:val="BalloonText"/>
+    <w:uiPriority w:val="99"/>
+    <w:semiHidden/>
+    <w:rsid w:val="00AD00A5"/>
+    <w:rPr>
+      <w:rFonts w:ascii="Tahoma" w:hAnsi="Tahoma" w:cs="Tahoma"/>
+      <w:sz w:val="16"/>
+      <w:szCs w:val="16"/>
+    </w:rPr>
   </w:style>
 </w:styles>
 </file>
